--- a/fuentes/13530499_CF02_DI.docx
+++ b/fuentes/13530499_CF02_DI.docx
@@ -3003,8 +3003,8 @@
       </w:pPr>
       <w:r>
         <w:rPr>
-          <w:b/>
-          <w:bCs/>
+          <w:b w:val="1"/>
+          <w:bCs w:val="1"/>
           <w:sz w:val="20"/>
           <w:szCs w:val="20"/>
         </w:rPr>
@@ -3015,7 +3015,35 @@
           <w:sz w:val="20"/>
           <w:szCs w:val="20"/>
         </w:rPr>
-        <w:t xml:space="preserve"> Claves del Lenguaje Verbal</w:t>
+        <w:t xml:space="preserve"> Claves del </w:t>
+      </w:r>
+      <w:r>
+        <w:rPr>
+          <w:sz w:val="20"/>
+          <w:szCs w:val="20"/>
+        </w:rPr>
+        <w:t>l</w:t>
+      </w:r>
+      <w:r>
+        <w:rPr>
+          <w:sz w:val="20"/>
+          <w:szCs w:val="20"/>
+        </w:rPr>
+        <w:t xml:space="preserve">enguaje </w:t>
+      </w:r>
+      <w:r>
+        <w:rPr>
+          <w:sz w:val="20"/>
+          <w:szCs w:val="20"/>
+        </w:rPr>
+        <w:t>v</w:t>
+      </w:r>
+      <w:r>
+        <w:rPr>
+          <w:sz w:val="20"/>
+          <w:szCs w:val="20"/>
+        </w:rPr>
+        <w:t>erbal</w:t>
       </w:r>
     </w:p>
     <w:p>
@@ -3186,12 +3214,26 @@
           <w:sz w:val="20"/>
           <w:szCs w:val="20"/>
         </w:rPr>
-        <w:t xml:space="preserve">¿Alguna vez has entendido cómo se siente una persona sin que diga una sola palabra? Esto ocurre gracias al </w:t>
-      </w:r>
-      <w:r>
-        <w:rPr>
-          <w:b/>
-          <w:bCs/>
+        <w:t xml:space="preserve">¿Alguna vez </w:t>
+      </w:r>
+      <w:r>
+        <w:rPr>
+          <w:sz w:val="20"/>
+          <w:szCs w:val="20"/>
+        </w:rPr>
+        <w:t>ha</w:t>
+      </w:r>
+      <w:r>
+        <w:rPr>
+          <w:sz w:val="20"/>
+          <w:szCs w:val="20"/>
+        </w:rPr>
+        <w:t xml:space="preserve"> entendido cómo se siente una persona sin que diga una sola palabra? Esto ocurre gracias al </w:t>
+      </w:r>
+      <w:r>
+        <w:rPr>
+          <w:b w:val="1"/>
+          <w:bCs w:val="1"/>
           <w:sz w:val="20"/>
           <w:szCs w:val="20"/>
         </w:rPr>
@@ -3459,8 +3501,8 @@
       </w:pPr>
       <w:r>
         <w:rPr>
-          <w:b/>
-          <w:bCs/>
+          <w:b w:val="1"/>
+          <w:bCs w:val="1"/>
           <w:sz w:val="20"/>
           <w:szCs w:val="20"/>
           <w:lang w:val="es-MX"/>
@@ -3488,10 +3530,7 @@
       <w:commentRangeEnd w:id="5"/>
       <w:r>
         <w:rPr>
-          <w:rStyle w:val="Refdecomentario"/>
-          <w:sz w:val="20"/>
-          <w:szCs w:val="20"/>
-          <w:lang w:val="es-MX"/>
+          <w:rStyle w:val="CommentReference"/>
         </w:rPr>
         <w:commentReference w:id="5"/>
       </w:r>
@@ -5081,6 +5120,58 @@
       <w:pPr>
         <w:spacing w:line="360" w:lineRule="auto"/>
         <w:rPr>
+          <w:b w:val="1"/>
+          <w:bCs w:val="1"/>
+          <w:sz w:val="20"/>
+          <w:szCs w:val="20"/>
+          <w:lang w:val="es-MX"/>
+        </w:rPr>
+      </w:pPr>
+      <w:r>
+        <w:rPr>
+          <w:b w:val="1"/>
+          <w:bCs w:val="1"/>
+          <w:sz w:val="20"/>
+          <w:szCs w:val="20"/>
+          <w:lang w:val="es-MX"/>
+        </w:rPr>
+        <w:t xml:space="preserve">Programación </w:t>
+      </w:r>
+      <w:r>
+        <w:rPr>
+          <w:b w:val="1"/>
+          <w:bCs w:val="1"/>
+          <w:sz w:val="20"/>
+          <w:szCs w:val="20"/>
+          <w:lang w:val="es-MX"/>
+        </w:rPr>
+        <w:t>n</w:t>
+      </w:r>
+      <w:r>
+        <w:rPr>
+          <w:b w:val="1"/>
+          <w:bCs w:val="1"/>
+          <w:sz w:val="20"/>
+          <w:szCs w:val="20"/>
+          <w:lang w:val="es-MX"/>
+        </w:rPr>
+        <w:t>euro</w:t>
+      </w:r>
+      <w:r>
+        <w:rPr>
+          <w:b w:val="1"/>
+          <w:bCs w:val="1"/>
+          <w:sz w:val="20"/>
+          <w:szCs w:val="20"/>
+          <w:lang w:val="es-MX"/>
+        </w:rPr>
+        <w:t>lingüística (PNL)</w:t>
+      </w:r>
+    </w:p>
+    <w:p>
+      <w:pPr>
+        <w:spacing w:line="360" w:lineRule="auto"/>
+        <w:rPr>
           <w:b/>
           <w:bCs/>
           <w:sz w:val="20"/>
@@ -5088,7 +5179,114 @@
           <w:lang w:val="es-MX"/>
         </w:rPr>
       </w:pPr>
-      <w:r>
+    </w:p>
+    <w:p>
+      <w:pPr>
+        <w:spacing w:line="360" w:lineRule="auto"/>
+        <w:rPr>
+          <w:sz w:val="20"/>
+          <w:szCs w:val="20"/>
+          <w:lang w:val="es-MX"/>
+        </w:rPr>
+      </w:pPr>
+      <w:r>
+        <w:rPr>
+          <w:sz w:val="20"/>
+          <w:szCs w:val="20"/>
+          <w:lang w:val="es-MX"/>
+        </w:rPr>
+        <w:t>La programación neurolingüística corresponde a un conjunto de técnicas orientadas a comprender la relación entre pensamiento, lenguaje y comportamiento humano.</w:t>
+      </w:r>
+    </w:p>
+    <w:p>
+      <w:pPr>
+        <w:spacing w:line="360" w:lineRule="auto"/>
+        <w:rPr>
+          <w:sz w:val="20"/>
+          <w:szCs w:val="20"/>
+          <w:lang w:val="es-MX"/>
+        </w:rPr>
+      </w:pPr>
+      <w:r>
+        <w:rPr>
+          <w:sz w:val="20"/>
+          <w:szCs w:val="20"/>
+          <w:lang w:val="es-MX"/>
+        </w:rPr>
+        <w:t>En turismo de aventura, algunas herramientas de la PNL permiten: mejorar procesos comunicativos, fortalecer</w:t>
+      </w:r>
+      <w:r>
+        <w:rPr>
+          <w:sz w:val="20"/>
+          <w:szCs w:val="20"/>
+          <w:lang w:val="es-MX"/>
+        </w:rPr>
+        <w:t xml:space="preserve"> el</w:t>
+      </w:r>
+      <w:r>
+        <w:rPr>
+          <w:sz w:val="20"/>
+          <w:szCs w:val="20"/>
+          <w:lang w:val="es-MX"/>
+        </w:rPr>
+        <w:t xml:space="preserve"> liderazgo, generar confianza, manejar emociones y facilitar </w:t>
+      </w:r>
+      <w:r>
+        <w:rPr>
+          <w:sz w:val="20"/>
+          <w:szCs w:val="20"/>
+          <w:lang w:val="es-MX"/>
+        </w:rPr>
+        <w:t xml:space="preserve">el </w:t>
+      </w:r>
+      <w:r>
+        <w:rPr>
+          <w:sz w:val="20"/>
+          <w:szCs w:val="20"/>
+          <w:lang w:val="es-MX"/>
+        </w:rPr>
+        <w:t xml:space="preserve">trabajo en equipo. </w:t>
+      </w:r>
+    </w:p>
+    <w:p>
+      <w:pPr>
+        <w:spacing w:line="360" w:lineRule="auto"/>
+        <w:rPr>
+          <w:sz w:val="20"/>
+          <w:szCs w:val="20"/>
+          <w:lang w:val="es-MX"/>
+        </w:rPr>
+      </w:pPr>
+      <w:r>
+        <w:rPr>
+          <w:sz w:val="20"/>
+          <w:szCs w:val="20"/>
+          <w:lang w:val="es-MX"/>
+        </w:rPr>
+        <w:t>La PNL reconoce que las personas interpretan la realidad de manera diferente según sus experiencias, emociones y formas de percepción.</w:t>
+      </w:r>
+    </w:p>
+    <w:p>
+      <w:pPr>
+        <w:spacing w:line="360" w:lineRule="auto"/>
+        <w:rPr>
+          <w:sz w:val="20"/>
+          <w:szCs w:val="20"/>
+          <w:lang w:val="es-MX"/>
+        </w:rPr>
+      </w:pPr>
+      <w:r>
+        <w:rPr>
+          <w:sz w:val="20"/>
+          <w:szCs w:val="20"/>
+          <w:lang w:val="es-MX"/>
+        </w:rPr>
+        <w:t>Por esta razón, quienes lideran actividades turísticas deben adaptar su comunicación a las características del grupo y utilizar mensajes positivos y motivadores.</w:t>
+      </w:r>
+    </w:p>
+    <w:p>
+      <w:pPr>
+        <w:spacing w:line="360" w:lineRule="auto"/>
         <w:rPr>
           <w:b/>
           <w:bCs/>
@@ -5096,9 +5294,11 @@
           <w:szCs w:val="20"/>
           <w:lang w:val="es-MX"/>
         </w:rPr>
-        <w:t xml:space="preserve">Programación </w:t>
-      </w:r>
-      <w:r>
+      </w:pPr>
+    </w:p>
+    <w:p>
+      <w:pPr>
+        <w:spacing w:line="360" w:lineRule="auto"/>
         <w:rPr>
           <w:b/>
           <w:bCs/>
@@ -5106,8 +5306,7 @@
           <w:szCs w:val="20"/>
           <w:lang w:val="es-MX"/>
         </w:rPr>
-        <w:t>N</w:t>
-      </w:r>
+      </w:pPr>
       <w:r>
         <w:rPr>
           <w:b/>
@@ -5116,20 +5315,175 @@
           <w:szCs w:val="20"/>
           <w:lang w:val="es-MX"/>
         </w:rPr>
-        <w:t>eurolingüística (PNL)</w:t>
+        <w:t>Manejo de la comunicación en turismo de aventura</w:t>
       </w:r>
     </w:p>
     <w:p>
       <w:pPr>
         <w:spacing w:line="360" w:lineRule="auto"/>
         <w:rPr>
+          <w:sz w:val="20"/>
+          <w:szCs w:val="20"/>
+          <w:lang w:val="es-MX"/>
+        </w:rPr>
+      </w:pPr>
+      <w:r>
+        <w:rPr>
+          <w:sz w:val="20"/>
+          <w:szCs w:val="20"/>
+          <w:lang w:val="es-MX"/>
+        </w:rPr>
+        <w:t>El manejo adecuado de la comunicación resulta esencial antes, durante y después de las actividades turísticas.</w:t>
+      </w:r>
+    </w:p>
+    <w:p>
+      <w:pPr>
+        <w:spacing w:line="360" w:lineRule="auto"/>
+        <w:rPr>
+          <w:sz w:val="20"/>
+          <w:szCs w:val="20"/>
+          <w:lang w:val="es-MX"/>
+        </w:rPr>
+      </w:pPr>
+    </w:p>
+    <w:p>
+      <w:pPr>
+        <w:spacing w:line="360" w:lineRule="auto"/>
+        <w:rPr>
+          <w:sz w:val="20"/>
+          <w:szCs w:val="20"/>
+          <w:lang w:val="es-MX"/>
+        </w:rPr>
+      </w:pPr>
+    </w:p>
+    <w:p>
+      <w:pPr>
+        <w:spacing w:line="360" w:lineRule="auto"/>
+        <w:rPr>
+          <w:sz w:val="20"/>
+          <w:szCs w:val="20"/>
+          <w:lang w:val="es-MX"/>
+        </w:rPr>
+      </w:pPr>
+    </w:p>
+    <w:p>
+      <w:pPr>
+        <w:spacing w:line="360" w:lineRule="auto"/>
+        <w:rPr>
+          <w:sz w:val="20"/>
+          <w:szCs w:val="20"/>
+          <w:lang w:val="es-MX"/>
+        </w:rPr>
+      </w:pPr>
+    </w:p>
+    <w:p>
+      <w:pPr>
+        <w:spacing w:line="360" w:lineRule="auto"/>
+        <w:rPr>
+          <w:sz w:val="20"/>
+          <w:szCs w:val="20"/>
+          <w:lang w:val="es-MX"/>
+        </w:rPr>
+      </w:pPr>
+    </w:p>
+    <w:p>
+      <w:pPr>
+        <w:spacing w:line="360" w:lineRule="auto"/>
+        <w:rPr>
+          <w:sz w:val="20"/>
+          <w:szCs w:val="20"/>
+          <w:lang w:val="es-MX"/>
+        </w:rPr>
+      </w:pPr>
+    </w:p>
+    <w:p>
+      <w:pPr>
+        <w:spacing w:line="360" w:lineRule="auto"/>
+        <w:rPr>
+          <w:sz w:val="20"/>
+          <w:szCs w:val="20"/>
+          <w:lang w:val="es-MX"/>
+        </w:rPr>
+      </w:pPr>
+    </w:p>
+    <w:p>
+      <w:pPr>
+        <w:spacing w:line="360" w:lineRule="auto"/>
+        <w:rPr>
+          <w:sz w:val="20"/>
+          <w:szCs w:val="20"/>
+          <w:lang w:val="es-MX"/>
+        </w:rPr>
+      </w:pPr>
+    </w:p>
+    <w:p>
+      <w:pPr>
+        <w:spacing w:line="360" w:lineRule="auto"/>
+        <w:rPr>
+          <w:sz w:val="20"/>
+          <w:szCs w:val="20"/>
+          <w:lang w:val="es-MX"/>
+        </w:rPr>
+      </w:pPr>
+    </w:p>
+    <w:p>
+      <w:pPr>
+        <w:spacing w:line="360" w:lineRule="auto"/>
+        <w:rPr>
+          <w:sz w:val="20"/>
+          <w:szCs w:val="20"/>
+          <w:lang w:val="es-MX"/>
+        </w:rPr>
+      </w:pPr>
+    </w:p>
+    <w:p>
+      <w:pPr>
+        <w:spacing w:line="360" w:lineRule="auto"/>
+        <w:rPr>
+          <w:sz w:val="20"/>
+          <w:szCs w:val="20"/>
+          <w:lang w:val="es-MX"/>
+        </w:rPr>
+      </w:pPr>
+    </w:p>
+    <w:p>
+      <w:pPr>
+        <w:spacing w:line="360" w:lineRule="auto"/>
+        <w:rPr>
+          <w:sz w:val="20"/>
+          <w:szCs w:val="20"/>
+          <w:lang w:val="es-MX"/>
+        </w:rPr>
+      </w:pPr>
+    </w:p>
+    <w:p>
+      <w:pPr>
+        <w:spacing w:line="360" w:lineRule="auto"/>
+        <w:rPr>
+          <w:sz w:val="20"/>
+          <w:szCs w:val="20"/>
+          <w:lang w:val="es-MX"/>
+        </w:rPr>
+      </w:pPr>
+      <w:r>
+        <w:rPr>
           <w:b/>
           <w:bCs/>
           <w:sz w:val="20"/>
           <w:szCs w:val="20"/>
           <w:lang w:val="es-MX"/>
         </w:rPr>
-      </w:pPr>
+        <w:lastRenderedPageBreak/>
+        <w:t>Figura 3.</w:t>
+      </w:r>
+      <w:r>
+        <w:rPr>
+          <w:sz w:val="20"/>
+          <w:szCs w:val="20"/>
+          <w:lang w:val="es-MX"/>
+        </w:rPr>
+        <w:t xml:space="preserve"> Manejo de la comunicación en turismo de aventura</w:t>
+      </w:r>
     </w:p>
     <w:p>
       <w:pPr>
@@ -5140,14 +5494,6 @@
           <w:lang w:val="es-MX"/>
         </w:rPr>
       </w:pPr>
-      <w:r>
-        <w:rPr>
-          <w:sz w:val="20"/>
-          <w:szCs w:val="20"/>
-          <w:lang w:val="es-MX"/>
-        </w:rPr>
-        <w:t>La programación neurolingüística corresponde a un conjunto de técnicas orientadas a comprender la relación entre pensamiento, lenguaje y comportamiento humano.</w:t>
-      </w:r>
     </w:p>
     <w:p>
       <w:pPr>
@@ -5155,275 +5501,11 @@
         <w:rPr>
           <w:sz w:val="20"/>
           <w:szCs w:val="20"/>
-          <w:lang w:val="es-MX"/>
-        </w:rPr>
-      </w:pPr>
-      <w:r>
-        <w:rPr>
-          <w:sz w:val="20"/>
-          <w:szCs w:val="20"/>
-          <w:lang w:val="es-MX"/>
-        </w:rPr>
-        <w:t xml:space="preserve">En turismo de aventura, algunas herramientas de la PNL permiten: mejorar procesos comunicativos, fortalecer liderazgo, generar confianza, manejar emociones y facilitar trabajo en equipo. </w:t>
-      </w:r>
-    </w:p>
-    <w:p>
-      <w:pPr>
-        <w:spacing w:line="360" w:lineRule="auto"/>
-        <w:rPr>
-          <w:sz w:val="20"/>
-          <w:szCs w:val="20"/>
-          <w:lang w:val="es-MX"/>
-        </w:rPr>
-      </w:pPr>
-      <w:r>
-        <w:rPr>
-          <w:sz w:val="20"/>
-          <w:szCs w:val="20"/>
-          <w:lang w:val="es-MX"/>
-        </w:rPr>
-        <w:t>La PNL reconoce que las personas interpretan la realidad de manera diferente según sus experiencias, emociones y formas de percepción.</w:t>
-      </w:r>
-    </w:p>
-    <w:p>
-      <w:pPr>
-        <w:spacing w:line="360" w:lineRule="auto"/>
-        <w:rPr>
-          <w:sz w:val="20"/>
-          <w:szCs w:val="20"/>
-          <w:lang w:val="es-MX"/>
-        </w:rPr>
-      </w:pPr>
-      <w:r>
-        <w:rPr>
-          <w:sz w:val="20"/>
-          <w:szCs w:val="20"/>
-          <w:lang w:val="es-MX"/>
-        </w:rPr>
-        <w:t>Por esta razón, quienes lideran actividades turísticas deben adaptar su comunicación a las características del grupo y utilizar mensajes positivos y motivadores.</w:t>
-      </w:r>
-    </w:p>
-    <w:p>
-      <w:pPr>
-        <w:spacing w:line="360" w:lineRule="auto"/>
-        <w:rPr>
-          <w:b/>
-          <w:bCs/>
-          <w:sz w:val="20"/>
-          <w:szCs w:val="20"/>
-          <w:lang w:val="es-MX"/>
-        </w:rPr>
-      </w:pPr>
-    </w:p>
-    <w:p>
-      <w:pPr>
-        <w:spacing w:line="360" w:lineRule="auto"/>
-        <w:rPr>
-          <w:b/>
-          <w:bCs/>
-          <w:sz w:val="20"/>
-          <w:szCs w:val="20"/>
-          <w:lang w:val="es-MX"/>
-        </w:rPr>
-      </w:pPr>
-      <w:r>
-        <w:rPr>
-          <w:b/>
-          <w:bCs/>
-          <w:sz w:val="20"/>
-          <w:szCs w:val="20"/>
-          <w:lang w:val="es-MX"/>
-        </w:rPr>
-        <w:t>Manejo de la comunicación en turismo de aventura</w:t>
-      </w:r>
-    </w:p>
-    <w:p>
-      <w:pPr>
-        <w:spacing w:line="360" w:lineRule="auto"/>
-        <w:rPr>
-          <w:sz w:val="20"/>
-          <w:szCs w:val="20"/>
-          <w:lang w:val="es-MX"/>
-        </w:rPr>
-      </w:pPr>
-      <w:r>
-        <w:rPr>
-          <w:sz w:val="20"/>
-          <w:szCs w:val="20"/>
-          <w:lang w:val="es-MX"/>
-        </w:rPr>
-        <w:t>El manejo adecuado de la comunicación resulta esencial antes, durante y después de las actividades turísticas.</w:t>
-      </w:r>
-    </w:p>
-    <w:p>
-      <w:pPr>
-        <w:spacing w:line="360" w:lineRule="auto"/>
-        <w:rPr>
-          <w:sz w:val="20"/>
-          <w:szCs w:val="20"/>
-          <w:lang w:val="es-MX"/>
-        </w:rPr>
-      </w:pPr>
-    </w:p>
-    <w:p>
-      <w:pPr>
-        <w:spacing w:line="360" w:lineRule="auto"/>
-        <w:rPr>
-          <w:sz w:val="20"/>
-          <w:szCs w:val="20"/>
-          <w:lang w:val="es-MX"/>
-        </w:rPr>
-      </w:pPr>
-    </w:p>
-    <w:p>
-      <w:pPr>
-        <w:spacing w:line="360" w:lineRule="auto"/>
-        <w:rPr>
-          <w:sz w:val="20"/>
-          <w:szCs w:val="20"/>
-          <w:lang w:val="es-MX"/>
-        </w:rPr>
-      </w:pPr>
-    </w:p>
-    <w:p>
-      <w:pPr>
-        <w:spacing w:line="360" w:lineRule="auto"/>
-        <w:rPr>
-          <w:sz w:val="20"/>
-          <w:szCs w:val="20"/>
-          <w:lang w:val="es-MX"/>
-        </w:rPr>
-      </w:pPr>
-    </w:p>
-    <w:p>
-      <w:pPr>
-        <w:spacing w:line="360" w:lineRule="auto"/>
-        <w:rPr>
-          <w:sz w:val="20"/>
-          <w:szCs w:val="20"/>
-          <w:lang w:val="es-MX"/>
-        </w:rPr>
-      </w:pPr>
-    </w:p>
-    <w:p>
-      <w:pPr>
-        <w:spacing w:line="360" w:lineRule="auto"/>
-        <w:rPr>
-          <w:sz w:val="20"/>
-          <w:szCs w:val="20"/>
-          <w:lang w:val="es-MX"/>
-        </w:rPr>
-      </w:pPr>
-    </w:p>
-    <w:p>
-      <w:pPr>
-        <w:spacing w:line="360" w:lineRule="auto"/>
-        <w:rPr>
-          <w:sz w:val="20"/>
-          <w:szCs w:val="20"/>
-          <w:lang w:val="es-MX"/>
-        </w:rPr>
-      </w:pPr>
-    </w:p>
-    <w:p>
-      <w:pPr>
-        <w:spacing w:line="360" w:lineRule="auto"/>
-        <w:rPr>
-          <w:sz w:val="20"/>
-          <w:szCs w:val="20"/>
-          <w:lang w:val="es-MX"/>
-        </w:rPr>
-      </w:pPr>
-    </w:p>
-    <w:p>
-      <w:pPr>
-        <w:spacing w:line="360" w:lineRule="auto"/>
-        <w:rPr>
-          <w:sz w:val="20"/>
-          <w:szCs w:val="20"/>
-          <w:lang w:val="es-MX"/>
-        </w:rPr>
-      </w:pPr>
-    </w:p>
-    <w:p>
-      <w:pPr>
-        <w:spacing w:line="360" w:lineRule="auto"/>
-        <w:rPr>
-          <w:sz w:val="20"/>
-          <w:szCs w:val="20"/>
-          <w:lang w:val="es-MX"/>
-        </w:rPr>
-      </w:pPr>
-    </w:p>
-    <w:p>
-      <w:pPr>
-        <w:spacing w:line="360" w:lineRule="auto"/>
-        <w:rPr>
-          <w:sz w:val="20"/>
-          <w:szCs w:val="20"/>
-          <w:lang w:val="es-MX"/>
-        </w:rPr>
-      </w:pPr>
-    </w:p>
-    <w:p>
-      <w:pPr>
-        <w:spacing w:line="360" w:lineRule="auto"/>
-        <w:rPr>
-          <w:sz w:val="20"/>
-          <w:szCs w:val="20"/>
-          <w:lang w:val="es-MX"/>
-        </w:rPr>
-      </w:pPr>
-    </w:p>
-    <w:p>
-      <w:pPr>
-        <w:spacing w:line="360" w:lineRule="auto"/>
-        <w:rPr>
-          <w:sz w:val="20"/>
-          <w:szCs w:val="20"/>
-          <w:lang w:val="es-MX"/>
-        </w:rPr>
-      </w:pPr>
-      <w:r>
-        <w:rPr>
-          <w:b/>
-          <w:bCs/>
-          <w:sz w:val="20"/>
-          <w:szCs w:val="20"/>
-          <w:lang w:val="es-MX"/>
-        </w:rPr>
-        <w:lastRenderedPageBreak/>
-        <w:t>Figura 3.</w:t>
-      </w:r>
-      <w:r>
-        <w:rPr>
-          <w:sz w:val="20"/>
-          <w:szCs w:val="20"/>
-          <w:lang w:val="es-MX"/>
-        </w:rPr>
-        <w:t xml:space="preserve"> Manejo de la comunicación en turismo de aventura</w:t>
-      </w:r>
-    </w:p>
-    <w:p>
-      <w:pPr>
-        <w:spacing w:line="360" w:lineRule="auto"/>
-        <w:rPr>
-          <w:sz w:val="20"/>
-          <w:szCs w:val="20"/>
-          <w:lang w:val="es-MX"/>
-        </w:rPr>
-      </w:pPr>
-    </w:p>
-    <w:p>
-      <w:pPr>
-        <w:spacing w:line="360" w:lineRule="auto"/>
-        <w:rPr>
-          <w:sz w:val="20"/>
-          <w:szCs w:val="20"/>
         </w:rPr>
       </w:pPr>
       <w:commentRangeStart w:id="9"/>
       <w:commentRangeStart w:id="10"/>
+      <w:commentRangeStart w:id="1493595000"/>
       <w:r>
         <w:rPr>
           <w:noProof/>
@@ -5465,6 +5547,13 @@
           <w:rStyle w:val="CommentReference"/>
         </w:rPr>
         <w:commentReference w:id="10"/>
+      </w:r>
+      <w:commentRangeEnd w:id="1493595000"/>
+      <w:r>
+        <w:rPr>
+          <w:rStyle w:val="CommentReference"/>
+        </w:rPr>
+        <w:commentReference w:id="1493595000"/>
       </w:r>
     </w:p>
     <w:p>
@@ -6215,7 +6304,39 @@
           <w:szCs w:val="20"/>
           <w:lang w:val="es-MX"/>
         </w:rPr>
-        <w:t>Todos los equipos deben cumplir condiciones de mantenimiento, limpieza, revisión periódica, certificación técnica.</w:t>
+        <w:t>Todos los equipos deben cumplir condiciones de mantenimiento, limpieza, revisión periódica</w:t>
+      </w:r>
+      <w:r>
+        <w:rPr>
+          <w:sz w:val="20"/>
+          <w:szCs w:val="20"/>
+          <w:lang w:val="es-MX"/>
+        </w:rPr>
+        <w:t xml:space="preserve"> y</w:t>
+      </w:r>
+      <w:r>
+        <w:rPr>
+          <w:sz w:val="20"/>
+          <w:szCs w:val="20"/>
+          <w:lang w:val="es-MX"/>
+        </w:rPr>
+        <w:t xml:space="preserve"> </w:t>
+      </w:r>
+      <w:r>
+        <w:rPr>
+          <w:sz w:val="20"/>
+          <w:szCs w:val="20"/>
+          <w:lang w:val="es-MX"/>
+        </w:rPr>
+        <w:t>certific</w:t>
+      </w:r>
+      <w:r>
+        <w:rPr>
+          <w:sz w:val="20"/>
+          <w:szCs w:val="20"/>
+          <w:lang w:val="es-MX"/>
+        </w:rPr>
+        <w:t>ación técnica.</w:t>
       </w:r>
     </w:p>
     <w:p>
@@ -7186,7 +7307,63 @@
           <w:szCs w:val="20"/>
           <w:lang w:val="es-MX"/>
         </w:rPr>
-        <w:t xml:space="preserve">Antes de iniciar cualquier actividad es importante inspeccionar el estado del equipo, ajustar correctamente los elementos, verificar certificaciones, explicar funcionamiento al grupo. </w:t>
+        <w:t>Antes de iniciar cualquier actividad</w:t>
+      </w:r>
+      <w:r>
+        <w:rPr>
+          <w:sz w:val="20"/>
+          <w:szCs w:val="20"/>
+          <w:lang w:val="es-MX"/>
+        </w:rPr>
+        <w:t>,</w:t>
+      </w:r>
+      <w:r>
+        <w:rPr>
+          <w:sz w:val="20"/>
+          <w:szCs w:val="20"/>
+          <w:lang w:val="es-MX"/>
+        </w:rPr>
+        <w:t xml:space="preserve"> es importante inspeccionar el estado del equipo, ajustar correctamente los elementos, verificar certificaciones, </w:t>
+      </w:r>
+      <w:r>
+        <w:rPr>
+          <w:sz w:val="20"/>
+          <w:szCs w:val="20"/>
+          <w:lang w:val="es-MX"/>
+        </w:rPr>
+        <w:t>explicar</w:t>
+      </w:r>
+      <w:r>
+        <w:rPr>
+          <w:sz w:val="20"/>
+          <w:szCs w:val="20"/>
+          <w:lang w:val="es-MX"/>
+        </w:rPr>
+        <w:t xml:space="preserve"> </w:t>
+      </w:r>
+      <w:r>
+        <w:rPr>
+          <w:sz w:val="20"/>
+          <w:szCs w:val="20"/>
+          <w:lang w:val="es-MX"/>
+        </w:rPr>
+        <w:t>el</w:t>
+      </w:r>
+      <w:r>
+        <w:rPr>
+          <w:sz w:val="20"/>
+          <w:szCs w:val="20"/>
+          <w:lang w:val="es-MX"/>
+        </w:rPr>
+        <w:t xml:space="preserve"> </w:t>
+      </w:r>
+      <w:r>
+        <w:rPr>
+          <w:sz w:val="20"/>
+          <w:szCs w:val="20"/>
+          <w:lang w:val="es-MX"/>
+        </w:rPr>
+        <w:t xml:space="preserve">funcionamiento al grupo. </w:t>
       </w:r>
     </w:p>
     <w:p>
@@ -7232,7 +7409,55 @@
           <w:szCs w:val="20"/>
           <w:lang w:val="es-MX"/>
         </w:rPr>
-        <w:t xml:space="preserve">Los equipos de seguridad permiten reducir riesgos, prevenir accidentes, responder ante emergencias, fortalecer confianza, garantizar cumplimiento normativo. </w:t>
+        <w:t xml:space="preserve">Los equipos de seguridad permiten reducir riesgos, prevenir accidentes, responder ante emergencias, </w:t>
+      </w:r>
+      <w:r>
+        <w:rPr>
+          <w:sz w:val="20"/>
+          <w:szCs w:val="20"/>
+          <w:lang w:val="es-MX"/>
+        </w:rPr>
+        <w:t>fortalecer</w:t>
+      </w:r>
+      <w:r>
+        <w:rPr>
+          <w:sz w:val="20"/>
+          <w:szCs w:val="20"/>
+          <w:lang w:val="es-MX"/>
+        </w:rPr>
+        <w:t xml:space="preserve"> </w:t>
+      </w:r>
+      <w:r>
+        <w:rPr>
+          <w:sz w:val="20"/>
+          <w:szCs w:val="20"/>
+          <w:lang w:val="es-MX"/>
+        </w:rPr>
+        <w:t xml:space="preserve">la </w:t>
+      </w:r>
+      <w:r>
+        <w:rPr>
+          <w:sz w:val="20"/>
+          <w:szCs w:val="20"/>
+          <w:lang w:val="es-MX"/>
+        </w:rPr>
+        <w:t>confianza, garantizar</w:t>
+      </w:r>
+      <w:r>
+        <w:rPr>
+          <w:sz w:val="20"/>
+          <w:szCs w:val="20"/>
+          <w:lang w:val="es-MX"/>
+        </w:rPr>
+        <w:t xml:space="preserve"> el</w:t>
+      </w:r>
+      <w:r>
+        <w:rPr>
+          <w:sz w:val="20"/>
+          <w:szCs w:val="20"/>
+          <w:lang w:val="es-MX"/>
+        </w:rPr>
+        <w:t xml:space="preserve"> cumplimiento normativo. </w:t>
       </w:r>
     </w:p>
     <w:p>
@@ -7365,7 +7590,35 @@
           <w:sz w:val="20"/>
           <w:szCs w:val="20"/>
         </w:rPr>
-        <w:t xml:space="preserve"> a la organización, darle confianza y seguridad en el servicio que solicita, el poder orientar adecuadamente y hacer que viva y disfrute </w:t>
+        <w:t xml:space="preserve"> a la organización, darle confianza y seguridad en el servicio que solicita,</w:t>
+      </w:r>
+      <w:r>
+        <w:rPr>
+          <w:sz w:val="20"/>
+          <w:szCs w:val="20"/>
+        </w:rPr>
+        <w:t xml:space="preserve"> </w:t>
+      </w:r>
+      <w:r>
+        <w:rPr>
+          <w:sz w:val="20"/>
+          <w:szCs w:val="20"/>
+        </w:rPr>
+        <w:t>orientar</w:t>
+      </w:r>
+      <w:r>
+        <w:rPr>
+          <w:sz w:val="20"/>
+          <w:szCs w:val="20"/>
+        </w:rPr>
+        <w:t>lo</w:t>
+      </w:r>
+      <w:r>
+        <w:rPr>
+          <w:sz w:val="20"/>
+          <w:szCs w:val="20"/>
+        </w:rPr>
+        <w:t xml:space="preserve"> adecuadamente y hacer que viva y disfrute </w:t>
       </w:r>
       <w:r>
         <w:rPr>
@@ -7414,7 +7667,6 @@
           <w:sz w:val="20"/>
           <w:szCs w:val="20"/>
         </w:rPr>
-        <w:lastRenderedPageBreak/>
         <w:t xml:space="preserve">atención brindada. </w:t>
       </w:r>
       <w:r>
@@ -7440,8 +7692,8 @@
       </w:r>
       <w:r>
         <w:rPr>
-          <w:i/>
-          <w:iCs/>
+          <w:i w:val="1"/>
+          <w:iCs w:val="1"/>
           <w:sz w:val="20"/>
           <w:szCs w:val="20"/>
           <w:highlight w:val="yellow"/>
@@ -7456,18 +7708,16 @@
         </w:rPr>
         <w:t xml:space="preserve">, </w:t>
       </w:r>
-      <w:proofErr w:type="spellStart"/>
-      <w:r>
-        <w:rPr>
-          <w:i/>
-          <w:iCs/>
+      <w:r>
+        <w:rPr>
+          <w:i w:val="1"/>
+          <w:iCs w:val="1"/>
           <w:sz w:val="20"/>
           <w:szCs w:val="20"/>
           <w:highlight w:val="yellow"/>
         </w:rPr>
         <w:t>canopy</w:t>
       </w:r>
-      <w:proofErr w:type="spellEnd"/>
       <w:r>
         <w:rPr>
           <w:sz w:val="20"/>
@@ -7498,7 +7748,7 @@
           <w:sz w:val="20"/>
           <w:szCs w:val="20"/>
         </w:rPr>
-        <w:t>Durante todo este recorrido se presentan diferentes interacciones entre el cliente y el prestador del servicio, las cuales se conocen como “momentos de la verdad”. Estos momentos ocurren, por ejemplo, cuando el guía turístico brinda información, atiende dudas, entrega equipos de seguridad o acompaña al turista durante la actividad. Dependiendo de la calidad de la atención y del trato recibido, la experiencia del cliente puede ser buena o mala.</w:t>
+        <w:t>Durante todo este recorrido se presentan diferentes interacciones entre el cliente y el prestador del servicio, las cuales se conocen como “momentos de verdad”. Estos momentos ocurren, por ejemplo, cuando el guía turístico brinda información, atiende dudas, entrega equipos de seguridad o acompaña al turista durante la actividad. Dependiendo de la calidad de la atención y del trato recibido, la experiencia del cliente puede ser buena o mala.</w:t>
       </w:r>
     </w:p>
     <w:p>
@@ -8558,6 +8808,67 @@
       <w:pPr>
         <w:spacing w:line="360" w:lineRule="auto"/>
         <w:rPr>
+          <w:b w:val="1"/>
+          <w:bCs w:val="1"/>
+          <w:sz w:val="20"/>
+          <w:szCs w:val="20"/>
+          <w:lang w:val="es-MX"/>
+        </w:rPr>
+      </w:pPr>
+      <w:r>
+        <w:rPr>
+          <w:sz w:val="20"/>
+          <w:szCs w:val="20"/>
+        </w:rPr>
+        <w:t xml:space="preserve">Los momentos de verdad corresponden a situaciones específicas donde la persona cliente evalúa la calidad del servicio recibido. En turismo de aventura, algunos momentos de verdad </w:t>
+      </w:r>
+      <w:r>
+        <w:rPr>
+          <w:sz w:val="20"/>
+          <w:szCs w:val="20"/>
+        </w:rPr>
+        <w:t xml:space="preserve">son </w:t>
+      </w:r>
+      <w:r>
+        <w:rPr>
+          <w:sz w:val="20"/>
+          <w:szCs w:val="20"/>
+        </w:rPr>
+        <w:t xml:space="preserve">el </w:t>
+      </w:r>
+      <w:r>
+        <w:rPr>
+          <w:sz w:val="20"/>
+          <w:szCs w:val="20"/>
+        </w:rPr>
+        <w:t>primer</w:t>
+      </w:r>
+      <w:r>
+        <w:rPr>
+          <w:sz w:val="20"/>
+          <w:szCs w:val="20"/>
+        </w:rPr>
+        <w:t xml:space="preserve"> contacto con el operador, explicación de protocolos, manejo de imprevistos, acompañamiento durante la actividad, solución de dudas y atención en emergencias.</w:t>
+      </w:r>
+      <w:r>
+        <w:rPr>
+          <w:sz w:val="20"/>
+          <w:szCs w:val="20"/>
+        </w:rPr>
+        <w:t xml:space="preserve"> </w:t>
+      </w:r>
+      <w:r>
+        <w:rPr>
+          <w:sz w:val="20"/>
+          <w:szCs w:val="20"/>
+        </w:rPr>
+        <w:t>Cada interacción influye directamente en la percepción del destino y la satisfacción turística.</w:t>
+      </w:r>
+    </w:p>
+    <w:p>
+      <w:pPr>
+        <w:spacing w:line="360" w:lineRule="auto"/>
+        <w:rPr>
           <w:b/>
           <w:bCs/>
           <w:sz w:val="20"/>
@@ -8565,39 +8876,25 @@
           <w:lang w:val="es-MX"/>
         </w:rPr>
       </w:pPr>
-      <w:r>
-        <w:rPr>
-          <w:sz w:val="20"/>
-          <w:szCs w:val="20"/>
-        </w:rPr>
-        <w:t>Los momentos de verdad corresponden a situaciones específicas donde la persona cliente evalúa la calidad del servicio recibido. En turismo de aventura, algunos momentos de verdad son primer contacto con el operador, explicación de protocolos, manejo de imprevistos, acompañamiento durante la actividad, solución de dudas y atención en emergencias.</w:t>
-      </w:r>
-      <w:r>
-        <w:rPr>
-          <w:sz w:val="20"/>
-          <w:szCs w:val="20"/>
-        </w:rPr>
-        <w:t xml:space="preserve"> </w:t>
-      </w:r>
-      <w:r>
-        <w:rPr>
-          <w:sz w:val="20"/>
-          <w:szCs w:val="20"/>
-        </w:rPr>
-        <w:t>Cada interacción influye directamente en la percepción del destino y la satisfacción turística.</w:t>
-      </w:r>
     </w:p>
     <w:p>
       <w:pPr>
         <w:spacing w:line="360" w:lineRule="auto"/>
         <w:rPr>
+          <w:sz w:val="20"/>
+          <w:szCs w:val="20"/>
+        </w:rPr>
+      </w:pPr>
+      <w:r>
+        <w:rPr>
           <w:b/>
           <w:bCs/>
           <w:sz w:val="20"/>
           <w:szCs w:val="20"/>
           <w:lang w:val="es-MX"/>
         </w:rPr>
-      </w:pPr>
+        <w:t>Atención de quejas y reclamos</w:t>
+      </w:r>
     </w:p>
     <w:p>
       <w:pPr>
@@ -8607,15 +8904,62 @@
           <w:szCs w:val="20"/>
         </w:rPr>
       </w:pPr>
+    </w:p>
+    <w:p>
+      <w:pPr>
+        <w:spacing w:line="360" w:lineRule="auto"/>
+        <w:rPr>
+          <w:sz w:val="20"/>
+          <w:szCs w:val="20"/>
+        </w:rPr>
+      </w:pPr>
+      <w:r>
+        <w:rPr>
+          <w:sz w:val="20"/>
+          <w:szCs w:val="20"/>
+        </w:rPr>
+        <w:t>De acuerdo con el Ministerio del Trabajo de Colombia, existen diferentes mecanismos de participación ciudadana que permiten a las personas expresar solicitudes, inconformidades, denuncias o propuestas ante entidades públicas y privadas. Conocer estas definiciones facilita la adecuada presentación de peticiones, quejas, reclamos, sugerencias y denuncias, según la situación que se desee comunicar.</w:t>
+      </w:r>
+    </w:p>
+    <w:p>
+      <w:pPr>
+        <w:spacing w:line="360" w:lineRule="auto"/>
+        <w:rPr>
+          <w:sz w:val="20"/>
+          <w:szCs w:val="20"/>
+        </w:rPr>
+      </w:pPr>
+    </w:p>
+    <w:p>
+      <w:pPr>
+        <w:spacing w:line="360" w:lineRule="auto"/>
+        <w:rPr>
+          <w:sz w:val="20"/>
+          <w:szCs w:val="20"/>
+        </w:rPr>
+      </w:pPr>
       <w:r>
         <w:rPr>
           <w:b/>
           <w:bCs/>
           <w:sz w:val="20"/>
           <w:szCs w:val="20"/>
-          <w:lang w:val="es-MX"/>
-        </w:rPr>
-        <w:t>Atención de quejas y reclamos</w:t>
+        </w:rPr>
+        <w:t xml:space="preserve">Petición: </w:t>
+      </w:r>
+      <w:r>
+        <w:rPr>
+          <w:sz w:val="20"/>
+          <w:szCs w:val="20"/>
+        </w:rPr>
+        <w:t>es un derecho</w:t>
+      </w:r>
+      <w:r>
+        <w:rPr>
+          <w:sz w:val="20"/>
+          <w:szCs w:val="20"/>
+        </w:rPr>
+        <w:t xml:space="preserve"> fundamental reconocido por la Constitución Política de Colombia, mediante el cual toda persona puede dirigirse a las autoridades para solicitar información, realizar consultas, presentar solicitudes o requerir la intervención de una entidad frente a una situación específica. Este derecho se encuentra consagrado en el artículo 23 de la Constitución Política.</w:t>
       </w:r>
     </w:p>
     <w:p>
@@ -8637,10 +8981,33 @@
       </w:pPr>
       <w:r>
         <w:rPr>
-          <w:sz w:val="20"/>
-          <w:szCs w:val="20"/>
-        </w:rPr>
-        <w:t>De acuerdo con el Ministerio del Trabajo de Colombia, existen diferentes mecanismos de participación ciudadana que permiten a las personas expresar solicitudes, inconformidades, denuncias o propuestas ante entidades públicas y privadas. Conocer estas definiciones facilita la adecuada presentación de peticiones, quejas, reclamos, sugerencias y denuncias, según la situación que se desee comunicar.</w:t>
+          <w:b/>
+          <w:bCs/>
+          <w:sz w:val="20"/>
+          <w:szCs w:val="20"/>
+        </w:rPr>
+        <w:t xml:space="preserve">Queja: </w:t>
+      </w:r>
+      <w:r>
+        <w:rPr>
+          <w:sz w:val="20"/>
+          <w:szCs w:val="20"/>
+        </w:rPr>
+        <w:t>es la manifestación</w:t>
+      </w:r>
+      <w:r>
+        <w:rPr>
+          <w:sz w:val="20"/>
+          <w:szCs w:val="20"/>
+        </w:rPr>
+        <w:t xml:space="preserve"> de</w:t>
+      </w:r>
+      <w:r>
+        <w:rPr>
+          <w:sz w:val="20"/>
+          <w:szCs w:val="20"/>
+        </w:rPr>
+        <w:t xml:space="preserve"> inconformidad o descontento relacionada con la conducta de un funcionario, colaborador o entidad, o con la prestación inadecuada, inoportuna o ineficiente de un servicio.</w:t>
       </w:r>
     </w:p>
     <w:p>
@@ -8667,21 +9034,22 @@
           <w:sz w:val="20"/>
           <w:szCs w:val="20"/>
         </w:rPr>
-        <w:t xml:space="preserve">Petición: </w:t>
-      </w:r>
-      <w:r>
-        <w:rPr>
-          <w:sz w:val="20"/>
-          <w:szCs w:val="20"/>
-        </w:rPr>
-        <w:t>es un derecho</w:t>
-      </w:r>
-      <w:r>
-        <w:rPr>
-          <w:sz w:val="20"/>
-          <w:szCs w:val="20"/>
-        </w:rPr>
-        <w:t xml:space="preserve"> fundamental reconocido por la Constitución Política de Colombia, mediante el cual toda persona puede dirigirse a las autoridades para solicitar información, realizar consultas, presentar solicitudes o requerir la intervención de una entidad frente a una situación específica. Este derecho se encuentra consagrado en el artículo 23 de la Constitución Política.</w:t>
+        <w:lastRenderedPageBreak/>
+        <w:t xml:space="preserve">Reclamo: </w:t>
+      </w:r>
+      <w:r>
+        <w:rPr>
+          <w:sz w:val="20"/>
+          <w:szCs w:val="20"/>
+        </w:rPr>
+        <w:t>es el derecho</w:t>
+      </w:r>
+      <w:r>
+        <w:rPr>
+          <w:sz w:val="20"/>
+          <w:szCs w:val="20"/>
+        </w:rPr>
+        <w:t xml:space="preserve"> que tiene toda persona para exigir la corrección de una situación que afecta la adecuada prestación de un servicio o vulnera sus derechos. Generalmente se presenta cuando existe incumplimiento, deficiencia u omisión en la atención recibida.</w:t>
       </w:r>
     </w:p>
     <w:p>
@@ -8708,28 +9076,21 @@
           <w:sz w:val="20"/>
           <w:szCs w:val="20"/>
         </w:rPr>
-        <w:t xml:space="preserve">Queja: </w:t>
-      </w:r>
-      <w:r>
-        <w:rPr>
-          <w:sz w:val="20"/>
-          <w:szCs w:val="20"/>
-        </w:rPr>
-        <w:t>es la manifestación</w:t>
-      </w:r>
-      <w:r>
-        <w:rPr>
-          <w:sz w:val="20"/>
-          <w:szCs w:val="20"/>
-        </w:rPr>
-        <w:t xml:space="preserve"> de</w:t>
-      </w:r>
-      <w:r>
-        <w:rPr>
-          <w:sz w:val="20"/>
-          <w:szCs w:val="20"/>
-        </w:rPr>
-        <w:t xml:space="preserve"> inconformidad o descontento relacionada con la conducta de un funcionario, colaborador o entidad, o con la prestación inadecuada, inoportuna o ineficiente de un servicio.</w:t>
+        <w:t xml:space="preserve">Sugerencia: </w:t>
+      </w:r>
+      <w:r>
+        <w:rPr>
+          <w:sz w:val="20"/>
+          <w:szCs w:val="20"/>
+        </w:rPr>
+        <w:t>consiste</w:t>
+      </w:r>
+      <w:r>
+        <w:rPr>
+          <w:sz w:val="20"/>
+          <w:szCs w:val="20"/>
+        </w:rPr>
+        <w:t xml:space="preserve"> en una propuesta, recomendación o idea presentada por los usuarios con el propósito de contribuir al mejoramiento de los servicios, procesos o procedimientos de una entidad.</w:t>
       </w:r>
     </w:p>
     <w:p>
@@ -8756,22 +9117,28 @@
           <w:sz w:val="20"/>
           <w:szCs w:val="20"/>
         </w:rPr>
-        <w:lastRenderedPageBreak/>
-        <w:t xml:space="preserve">Reclamo: </w:t>
-      </w:r>
-      <w:r>
-        <w:rPr>
-          <w:sz w:val="20"/>
-          <w:szCs w:val="20"/>
-        </w:rPr>
-        <w:t>es el derecho</w:t>
-      </w:r>
-      <w:r>
-        <w:rPr>
-          <w:sz w:val="20"/>
-          <w:szCs w:val="20"/>
-        </w:rPr>
-        <w:t xml:space="preserve"> que tiene toda persona para exigir la corrección de una situación que afecta la adecuada prestación de un servicio o vulnera sus derechos. Generalmente se presenta cuando existe incumplimiento, deficiencia u omisión en la atención recibida.</w:t>
+        <w:t xml:space="preserve">Denuncia: </w:t>
+      </w:r>
+      <w:r>
+        <w:rPr>
+          <w:sz w:val="20"/>
+          <w:szCs w:val="20"/>
+        </w:rPr>
+        <w:t>es el acto</w:t>
+      </w:r>
+      <w:r>
+        <w:rPr>
+          <w:sz w:val="20"/>
+          <w:szCs w:val="20"/>
+        </w:rPr>
+        <w:t xml:space="preserve"> mediante</w:t>
+      </w:r>
+      <w:r>
+        <w:rPr>
+          <w:sz w:val="20"/>
+          <w:szCs w:val="20"/>
+        </w:rPr>
+        <w:t xml:space="preserve"> el cual una persona pone en conocimiento de la autoridad competente la ocurrencia de hechos que pueden constituir una infracción, irregularidad o conducta contraria a la ley, con el fin de que se adelanten las investigaciones correspondientes.</w:t>
       </w:r>
     </w:p>
     <w:p>
@@ -8793,26 +9160,10 @@
       </w:pPr>
       <w:r>
         <w:rPr>
-          <w:b/>
-          <w:bCs/>
-          <w:sz w:val="20"/>
-          <w:szCs w:val="20"/>
-        </w:rPr>
-        <w:t xml:space="preserve">Sugerencia: </w:t>
-      </w:r>
-      <w:r>
-        <w:rPr>
-          <w:sz w:val="20"/>
-          <w:szCs w:val="20"/>
-        </w:rPr>
-        <w:t>consiste</w:t>
-      </w:r>
-      <w:r>
-        <w:rPr>
-          <w:sz w:val="20"/>
-          <w:szCs w:val="20"/>
-        </w:rPr>
-        <w:t xml:space="preserve"> en una propuesta, recomendación o idea presentada por los usuarios con el propósito de contribuir al mejoramiento de los servicios, procesos o procedimientos de una entidad.</w:t>
+          <w:sz w:val="20"/>
+          <w:szCs w:val="20"/>
+        </w:rPr>
+        <w:t>En el sector turístico, los usuarios cuentan con mecanismos específicos para reportar irregularidades relacionadas con la prestación de servicios turísticos. En Colombia, el Ministerio de Comercio, Industria y Turismo, en coordinación con la Superintendencia de Industria y Comercio, permite presentar denuncias contra prestadores de servicios turísticos por situaciones como operar sin estar inscritos en el Registro Nacional de Turismo (RNT), incumplir las condiciones pactadas con el usuario o incumplir la normatividad vigente que regula la actividad turística. Estos mecanismos buscan proteger los derechos de los turistas y promover la calidad, legalidad y transparencia en la prestación de los servicios turísticos.</w:t>
       </w:r>
     </w:p>
     <w:p>
@@ -8827,104 +9178,13 @@
     <w:p>
       <w:pPr>
         <w:spacing w:line="360" w:lineRule="auto"/>
-        <w:rPr>
-          <w:sz w:val="20"/>
-          <w:szCs w:val="20"/>
-        </w:rPr>
-      </w:pPr>
-      <w:r>
-        <w:rPr>
-          <w:b/>
-          <w:bCs/>
-          <w:sz w:val="20"/>
-          <w:szCs w:val="20"/>
-        </w:rPr>
-        <w:t xml:space="preserve">Denuncia: </w:t>
-      </w:r>
-      <w:r>
-        <w:rPr>
-          <w:sz w:val="20"/>
-          <w:szCs w:val="20"/>
-        </w:rPr>
-        <w:t>es el acto</w:t>
-      </w:r>
-      <w:r>
-        <w:rPr>
-          <w:sz w:val="20"/>
-          <w:szCs w:val="20"/>
-        </w:rPr>
-        <w:t xml:space="preserve"> mediante</w:t>
-      </w:r>
-      <w:r>
-        <w:rPr>
-          <w:sz w:val="20"/>
-          <w:szCs w:val="20"/>
-        </w:rPr>
-        <w:t xml:space="preserve"> el cual una persona pone en conocimiento de la autoridad competente la ocurrencia de hechos que pueden constituir una infracción, irregularidad o conducta contraria a la ley, con el fin de que se adelanten las investigaciones correspondientes.</w:t>
-      </w:r>
-    </w:p>
-    <w:p>
-      <w:pPr>
-        <w:spacing w:line="360" w:lineRule="auto"/>
-        <w:rPr>
-          <w:sz w:val="20"/>
-          <w:szCs w:val="20"/>
-        </w:rPr>
-      </w:pPr>
-    </w:p>
-    <w:p>
-      <w:pPr>
-        <w:spacing w:line="360" w:lineRule="auto"/>
-        <w:rPr>
-          <w:sz w:val="20"/>
-          <w:szCs w:val="20"/>
-        </w:rPr>
-      </w:pPr>
-      <w:r>
-        <w:rPr>
-          <w:sz w:val="20"/>
-          <w:szCs w:val="20"/>
-        </w:rPr>
-        <w:t>En el sector turístico, los usuarios cuentan con mecanismos específicos para reportar irregularidades relacionadas con la prestación de servicios turísticos. En Colombia, el Ministerio de Comercio, Industria y Turismo, en coordinación con la Superintendencia de Industria y Comercio, permite presentar denuncias contra prestadores de servicios turísticos por situaciones como operar sin estar inscritos en el Registro Nacional de Turismo (RNT), incumplir las condiciones pactadas con el usuario o incumplir la normatividad vigente que regula la actividad turística. Estos mecanismos buscan proteger los derechos de los turistas y promover la calidad, legalidad y transparencia en la prestación de los servicios turísticos.</w:t>
-      </w:r>
-    </w:p>
-    <w:p>
-      <w:pPr>
-        <w:spacing w:line="360" w:lineRule="auto"/>
-        <w:rPr>
-          <w:sz w:val="20"/>
-          <w:szCs w:val="20"/>
-        </w:rPr>
-      </w:pPr>
-    </w:p>
-    <w:p>
-      <w:pPr>
-        <w:spacing w:line="360" w:lineRule="auto"/>
-        <w:rPr>
-          <w:sz w:val="20"/>
-          <w:szCs w:val="20"/>
-        </w:rPr>
-      </w:pPr>
-      <w:r>
-        <w:rPr>
-          <w:sz w:val="20"/>
-          <w:szCs w:val="20"/>
-        </w:rPr>
-        <w:t xml:space="preserve">Y para el caso de cada empresa, debe tener claridad a través de un protocolo los pasos a seguir y </w:t>
-      </w:r>
-      <w:r>
-        <w:rPr>
-          <w:sz w:val="20"/>
-          <w:szCs w:val="20"/>
-        </w:rPr>
-        <w:t>en espacios físicos y a través de la página web, resaltar de espacios visibles, para en el caso de requerir la posibilidad de dejar las quejas, reclamos o sugerencia</w:t>
-      </w:r>
-      <w:r>
-        <w:rPr>
-          <w:sz w:val="20"/>
-          <w:szCs w:val="20"/>
-        </w:rPr>
-        <w:t>, sea de manera fácil y segura para el cliente.</w:t>
+      </w:pPr>
+      <w:r>
+        <w:rPr>
+          <w:sz w:val="20"/>
+          <w:szCs w:val="20"/>
+        </w:rPr>
+        <w:t>En el caso de cada empresa, es importante contar con un protocolo claro que establezca los pasos que deben seguir los clientes para presentar peticiones, quejas, reclamos o sugerencias (PQR). Este procedimiento debe estar disponible tanto en los espacios físicos como en la página web de la empresa, donde se recomienda destacar de manera visible el espacio destinado a las PQR. De esta forma, el cliente podrá presentar sus solicitudes de manera fácil, segura y accesible, garantizando una adecuada atención y gestión de sus requerimientos.</w:t>
       </w:r>
     </w:p>
     <w:p>
@@ -8954,7 +9214,39 @@
           <w:szCs w:val="20"/>
           <w:lang w:val="es-MX"/>
         </w:rPr>
-        <w:t>La presentación personal influye directamente en la imagen profesional y percepción de confianza dentro del turismo de aventura. Una adecuada presentación incluye higiene personal, uniformes adecuados, uso correcto de equipos, actitud profesional y lenguaje corporal apropiado.  En actividades de aventura, la presentación también debe responder a condiciones técnicas y ambientales del territorio.</w:t>
+        <w:t xml:space="preserve">La presentación personal influye directamente en la imagen profesional </w:t>
+      </w:r>
+      <w:r>
+        <w:rPr>
+          <w:sz w:val="20"/>
+          <w:szCs w:val="20"/>
+          <w:lang w:val="es-MX"/>
+        </w:rPr>
+        <w:t xml:space="preserve">y </w:t>
+      </w:r>
+      <w:r>
+        <w:rPr>
+          <w:sz w:val="20"/>
+          <w:szCs w:val="20"/>
+          <w:lang w:val="es-MX"/>
+        </w:rPr>
+        <w:t xml:space="preserve">en la </w:t>
+      </w:r>
+      <w:r>
+        <w:rPr>
+          <w:sz w:val="20"/>
+          <w:szCs w:val="20"/>
+          <w:lang w:val="es-MX"/>
+        </w:rPr>
+        <w:t>percep</w:t>
+      </w:r>
+      <w:r>
+        <w:rPr>
+          <w:sz w:val="20"/>
+          <w:szCs w:val="20"/>
+          <w:lang w:val="es-MX"/>
+        </w:rPr>
+        <w:t>ción de confianza dentro del turismo de aventura. Una adecuada presentación incluye higiene personal, uniformes adecuados, uso correcto de equipos, actitud profesional y lenguaje corporal apropiado.  En actividades de aventura, la presentación también debe responder a condiciones técnicas y ambientales del territorio.</w:t>
       </w:r>
     </w:p>
     <w:p>
@@ -9042,8 +9334,39 @@
           <w:szCs w:val="20"/>
           <w:lang w:val="es-MX"/>
         </w:rPr>
-        <w:lastRenderedPageBreak/>
-        <w:t>La adecuada gestión logística permite optimizar recursos, prevenir riesgos, mejorar la experiencia del cliente, garantizar cumplimiento operativo y fortalecer la seguridad turística. Según la Organización Mundial del Turismo (OMT), la planificación logística constituye un componente esencial para la sostenibilidad y competitividad de los destinos turísticos de naturaleza y aventura.</w:t>
+        <w:t xml:space="preserve">La adecuada gestión logística permite optimizar recursos, prevenir riesgos, mejorar la experiencia del cliente, </w:t>
+      </w:r>
+      <w:r>
+        <w:rPr>
+          <w:sz w:val="20"/>
+          <w:szCs w:val="20"/>
+          <w:lang w:val="es-MX"/>
+        </w:rPr>
+        <w:t>garantizar</w:t>
+      </w:r>
+      <w:r>
+        <w:rPr>
+          <w:sz w:val="20"/>
+          <w:szCs w:val="20"/>
+          <w:lang w:val="es-MX"/>
+        </w:rPr>
+        <w:t xml:space="preserve"> el</w:t>
+      </w:r>
+      <w:r>
+        <w:rPr>
+          <w:sz w:val="20"/>
+          <w:szCs w:val="20"/>
+          <w:lang w:val="es-MX"/>
+        </w:rPr>
+        <w:t xml:space="preserve"> cu</w:t>
+      </w:r>
+      <w:r>
+        <w:rPr>
+          <w:sz w:val="20"/>
+          <w:szCs w:val="20"/>
+          <w:lang w:val="es-MX"/>
+        </w:rPr>
+        <w:t>mplimiento operativo y fortalecer la seguridad turística. Según la Organización Mundial del Turismo (OMT), la planificación logística constituye un componente esencial para la sostenibilidad y competitividad de los destinos turísticos de naturaleza y aventura.</w:t>
       </w:r>
     </w:p>
     <w:p>
@@ -10095,8 +10418,8 @@
       </w:pPr>
       <w:r>
         <w:rPr>
-          <w:b/>
-          <w:bCs/>
+          <w:b w:val="1"/>
+          <w:bCs w:val="1"/>
           <w:sz w:val="20"/>
           <w:szCs w:val="20"/>
           <w:lang w:val="es-MX"/>
@@ -10109,7 +10432,31 @@
           <w:szCs w:val="20"/>
           <w:lang w:val="es-MX"/>
         </w:rPr>
-        <w:t xml:space="preserve"> Tipo de itinerario</w:t>
+        <w:t xml:space="preserve"> </w:t>
+      </w:r>
+      <w:r>
+        <w:rPr>
+          <w:sz w:val="20"/>
+          <w:szCs w:val="20"/>
+          <w:lang w:val="es-MX"/>
+        </w:rPr>
+        <w:t>Tipo</w:t>
+      </w:r>
+      <w:r>
+        <w:rPr>
+          <w:sz w:val="20"/>
+          <w:szCs w:val="20"/>
+          <w:lang w:val="es-MX"/>
+        </w:rPr>
+        <w:t>s</w:t>
+      </w:r>
+      <w:r>
+        <w:rPr>
+          <w:sz w:val="20"/>
+          <w:szCs w:val="20"/>
+          <w:lang w:val="es-MX"/>
+        </w:rPr>
+        <w:t xml:space="preserve"> de itinerario</w:t>
       </w:r>
     </w:p>
     <w:p>
@@ -10685,7 +11032,31 @@
           <w:szCs w:val="20"/>
           <w:lang w:val="es-MX"/>
         </w:rPr>
-        <w:t xml:space="preserve"> permite proteger la vida y salud de las personas, fortalecer la confianza del cliente, prevenir accidentes, reducir impactos negativos, mejorar la calidad del servicio,</w:t>
+        <w:t xml:space="preserve"> permite proteger la vida y </w:t>
+      </w:r>
+      <w:r>
+        <w:rPr>
+          <w:sz w:val="20"/>
+          <w:szCs w:val="20"/>
+          <w:lang w:val="es-MX"/>
+        </w:rPr>
+        <w:t xml:space="preserve">la </w:t>
+      </w:r>
+      <w:r>
+        <w:rPr>
+          <w:sz w:val="20"/>
+          <w:szCs w:val="20"/>
+          <w:lang w:val="es-MX"/>
+        </w:rPr>
+        <w:t>salud de las personas, fortalecer la confianza del cliente, prevenir accidentes, reducir impactos negativos, mejorar la calidad del servicio</w:t>
+      </w:r>
+      <w:r>
+        <w:rPr>
+          <w:sz w:val="20"/>
+          <w:szCs w:val="20"/>
+          <w:lang w:val="es-MX"/>
+        </w:rPr>
+        <w:t xml:space="preserve"> y</w:t>
       </w:r>
     </w:p>
     <w:p>
@@ -10703,7 +11074,31 @@
           <w:szCs w:val="20"/>
           <w:lang w:val="es-MX"/>
         </w:rPr>
-        <w:t>garantizar sostenibilidad turística. En Colombia, las actividades de turismo de aventura deben incorporar procesos permanentes de prevención y control operacional como parte de la normativa turística vigente.</w:t>
+        <w:t>garanti</w:t>
+      </w:r>
+      <w:r>
+        <w:rPr>
+          <w:sz w:val="20"/>
+          <w:szCs w:val="20"/>
+          <w:lang w:val="es-MX"/>
+        </w:rPr>
+        <w:t xml:space="preserve">zar </w:t>
+      </w:r>
+      <w:r>
+        <w:rPr>
+          <w:sz w:val="20"/>
+          <w:szCs w:val="20"/>
+          <w:lang w:val="es-MX"/>
+        </w:rPr>
+        <w:t xml:space="preserve">la </w:t>
+      </w:r>
+      <w:r>
+        <w:rPr>
+          <w:sz w:val="20"/>
+          <w:szCs w:val="20"/>
+          <w:lang w:val="es-MX"/>
+        </w:rPr>
+        <w:t>sostenibilidad turística. En Colombia, las actividades de turismo de aventura deben incorporar procesos permanentes de prevención y control operacional como parte de la normativa turística vigente.</w:t>
       </w:r>
     </w:p>
     <w:p>
@@ -11905,78 +12300,7 @@
     </w:p>
     <w:p>
       <w:pPr>
-        <w:spacing w:before="0" w:beforeAutospacing="off" w:after="0" w:afterAutospacing="off"/>
-        <w:rPr>
-          <w:rFonts w:ascii="Arial" w:hAnsi="Arial" w:eastAsia="Arial" w:cs="Arial"/>
-          <w:b w:val="1"/>
-          <w:bCs w:val="1"/>
-          <w:i w:val="0"/>
-          <w:iCs w:val="0"/>
-          <w:caps w:val="0"/>
-          <w:smallCaps w:val="0"/>
-          <w:noProof w:val="0"/>
-          <w:color w:val="auto"/>
-          <w:sz w:val="20"/>
-          <w:szCs w:val="20"/>
-          <w:lang w:val="es-CO"/>
-        </w:rPr>
-      </w:pPr>
-    </w:p>
-    <w:p>
-      <w:pPr>
-        <w:spacing w:before="0" w:beforeAutospacing="off" w:after="0" w:afterAutospacing="off"/>
-        <w:rPr>
-          <w:rFonts w:ascii="Arial" w:hAnsi="Arial" w:eastAsia="Arial" w:cs="Arial"/>
-          <w:b w:val="0"/>
-          <w:bCs w:val="0"/>
-          <w:i w:val="0"/>
-          <w:iCs w:val="0"/>
-          <w:caps w:val="0"/>
-          <w:smallCaps w:val="0"/>
-          <w:noProof w:val="0"/>
-          <w:color w:val="auto"/>
-          <w:sz w:val="20"/>
-          <w:szCs w:val="20"/>
-          <w:lang w:val="es-CO"/>
-        </w:rPr>
-      </w:pPr>
-      <w:r>
-        <w:rPr>
-          <w:rFonts w:ascii="Arial" w:hAnsi="Arial" w:eastAsia="Arial" w:cs="Arial"/>
-          <w:b w:val="1"/>
-          <w:bCs w:val="1"/>
-          <w:i w:val="0"/>
-          <w:iCs w:val="0"/>
-          <w:caps w:val="0"/>
-          <w:smallCaps w:val="0"/>
-          <w:noProof w:val="0"/>
-          <w:color w:val="auto"/>
-          <w:sz w:val="20"/>
-          <w:szCs w:val="20"/>
-          <w:lang w:val="es-CO"/>
-        </w:rPr>
-        <w:t xml:space="preserve">Infraestructura turística: </w:t>
-      </w:r>
-      <w:r>
-        <w:rPr>
-          <w:rFonts w:ascii="Arial" w:hAnsi="Arial" w:eastAsia="Arial" w:cs="Arial"/>
-          <w:b w:val="0"/>
-          <w:bCs w:val="0"/>
-          <w:i w:val="0"/>
-          <w:iCs w:val="0"/>
-          <w:caps w:val="0"/>
-          <w:smallCaps w:val="0"/>
-          <w:noProof w:val="0"/>
-          <w:color w:val="auto"/>
-          <w:sz w:val="20"/>
-          <w:szCs w:val="20"/>
-          <w:lang w:val="es-CO"/>
-        </w:rPr>
-        <w:t>obras y servicios que facilitan el desarrollo de actividades turísticas en un destino.</w:t>
-      </w:r>
-    </w:p>
-    <w:p>
-      <w:pPr>
+        <w:pStyle w:val="Normal"/>
         <w:spacing w:before="0" w:beforeAutospacing="off" w:after="0" w:afterAutospacing="off"/>
         <w:rPr>
           <w:rFonts w:ascii="Arial" w:hAnsi="Arial" w:eastAsia="Arial" w:cs="Arial"/>
@@ -13067,11 +13391,11 @@
     <w:p>
       <w:pPr>
         <w:pBdr>
-          <w:top w:val="nil"/>
-          <w:left w:val="nil"/>
-          <w:bottom w:val="nil"/>
-          <w:right w:val="nil"/>
-          <w:between w:val="nil"/>
+          <w:top w:val="nil" w:color="FF000000" w:sz="0" w:space="0"/>
+          <w:left w:val="nil" w:color="FF000000" w:sz="0" w:space="0"/>
+          <w:bottom w:val="nil" w:color="FF000000" w:sz="0" w:space="0"/>
+          <w:right w:val="nil" w:color="FF000000" w:sz="0" w:space="0"/>
+          <w:between w:val="nil" w:color="FF000000" w:sz="0" w:space="0"/>
         </w:pBdr>
         <w:spacing w:line="360" w:lineRule="auto"/>
         <w:ind w:left="1004" w:hanging="720"/>
@@ -13088,188 +13412,196 @@
           <w:szCs w:val="20"/>
           <w:lang w:val="en-US"/>
         </w:rPr>
-        <w:t xml:space="preserve">Colombia. Congreso de la República. (2012). </w:t>
-      </w:r>
-      <w:r>
-        <w:rPr>
-          <w:i/>
+        <w:t xml:space="preserve">Congreso de la República de Colombia </w:t>
+      </w:r>
+      <w:r>
+        <w:rPr>
           <w:sz w:val="20"/>
           <w:szCs w:val="20"/>
           <w:lang w:val="en-US"/>
         </w:rPr>
+        <w:t xml:space="preserve">a. (2012). </w:t>
+      </w:r>
+      <w:r>
+        <w:rPr>
+          <w:i w:val="1"/>
+          <w:iCs w:val="1"/>
+          <w:sz w:val="20"/>
+          <w:szCs w:val="20"/>
+          <w:lang w:val="en-US"/>
+        </w:rPr>
         <w:t xml:space="preserve">Ley 1523 de 2012 </w:t>
       </w:r>
-      <w:proofErr w:type="spellStart"/>
-      <w:r>
-        <w:rPr>
-          <w:i/>
+      <w:r>
+        <w:rPr>
+          <w:i w:val="1"/>
+          <w:iCs w:val="1"/>
           <w:sz w:val="20"/>
           <w:szCs w:val="20"/>
           <w:lang w:val="en-US"/>
         </w:rPr>
         <w:t>por</w:t>
       </w:r>
-      <w:proofErr w:type="spellEnd"/>
-      <w:r>
-        <w:rPr>
-          <w:i/>
+      <w:r>
+        <w:rPr>
+          <w:i w:val="1"/>
+          <w:iCs w:val="1"/>
           <w:sz w:val="20"/>
           <w:szCs w:val="20"/>
           <w:lang w:val="en-US"/>
         </w:rPr>
         <w:t xml:space="preserve"> la </w:t>
       </w:r>
-      <w:proofErr w:type="spellStart"/>
-      <w:r>
-        <w:rPr>
-          <w:i/>
+      <w:r>
+        <w:rPr>
+          <w:i w:val="1"/>
+          <w:iCs w:val="1"/>
           <w:sz w:val="20"/>
           <w:szCs w:val="20"/>
           <w:lang w:val="en-US"/>
         </w:rPr>
         <w:t>cual</w:t>
       </w:r>
-      <w:proofErr w:type="spellEnd"/>
-      <w:r>
-        <w:rPr>
-          <w:i/>
+      <w:r>
+        <w:rPr>
+          <w:i w:val="1"/>
+          <w:iCs w:val="1"/>
           <w:sz w:val="20"/>
           <w:szCs w:val="20"/>
           <w:lang w:val="en-US"/>
         </w:rPr>
         <w:t xml:space="preserve"> se </w:t>
       </w:r>
-      <w:proofErr w:type="spellStart"/>
-      <w:r>
-        <w:rPr>
-          <w:i/>
+      <w:r>
+        <w:rPr>
+          <w:i w:val="1"/>
+          <w:iCs w:val="1"/>
           <w:sz w:val="20"/>
           <w:szCs w:val="20"/>
           <w:lang w:val="en-US"/>
         </w:rPr>
         <w:t>adopta</w:t>
       </w:r>
-      <w:proofErr w:type="spellEnd"/>
-      <w:r>
-        <w:rPr>
-          <w:i/>
+      <w:r>
+        <w:rPr>
+          <w:i w:val="1"/>
+          <w:iCs w:val="1"/>
           <w:sz w:val="20"/>
           <w:szCs w:val="20"/>
           <w:lang w:val="en-US"/>
         </w:rPr>
         <w:t xml:space="preserve"> la Política Nacional de </w:t>
       </w:r>
-      <w:proofErr w:type="spellStart"/>
-      <w:r>
-        <w:rPr>
-          <w:i/>
+      <w:r>
+        <w:rPr>
+          <w:i w:val="1"/>
+          <w:iCs w:val="1"/>
           <w:sz w:val="20"/>
           <w:szCs w:val="20"/>
           <w:lang w:val="en-US"/>
         </w:rPr>
         <w:t>Gestión</w:t>
       </w:r>
-      <w:proofErr w:type="spellEnd"/>
-      <w:r>
-        <w:rPr>
-          <w:i/>
+      <w:r>
+        <w:rPr>
+          <w:i w:val="1"/>
+          <w:iCs w:val="1"/>
           <w:sz w:val="20"/>
           <w:szCs w:val="20"/>
           <w:lang w:val="en-US"/>
         </w:rPr>
         <w:t xml:space="preserve"> del Riesgo de </w:t>
       </w:r>
-      <w:proofErr w:type="spellStart"/>
-      <w:r>
-        <w:rPr>
-          <w:i/>
+      <w:r>
+        <w:rPr>
+          <w:i w:val="1"/>
+          <w:iCs w:val="1"/>
           <w:sz w:val="20"/>
           <w:szCs w:val="20"/>
           <w:lang w:val="en-US"/>
         </w:rPr>
         <w:t>Desastres</w:t>
       </w:r>
-      <w:proofErr w:type="spellEnd"/>
-      <w:r>
-        <w:rPr>
-          <w:i/>
+      <w:r>
+        <w:rPr>
+          <w:i w:val="1"/>
+          <w:iCs w:val="1"/>
           <w:sz w:val="20"/>
           <w:szCs w:val="20"/>
           <w:lang w:val="en-US"/>
         </w:rPr>
         <w:t xml:space="preserve"> y se </w:t>
       </w:r>
-      <w:proofErr w:type="spellStart"/>
-      <w:r>
-        <w:rPr>
-          <w:i/>
+      <w:r>
+        <w:rPr>
+          <w:i w:val="1"/>
+          <w:iCs w:val="1"/>
           <w:sz w:val="20"/>
           <w:szCs w:val="20"/>
           <w:lang w:val="en-US"/>
         </w:rPr>
         <w:t>establece</w:t>
       </w:r>
-      <w:proofErr w:type="spellEnd"/>
-      <w:r>
-        <w:rPr>
-          <w:i/>
+      <w:r>
+        <w:rPr>
+          <w:i w:val="1"/>
+          <w:iCs w:val="1"/>
           <w:sz w:val="20"/>
           <w:szCs w:val="20"/>
           <w:lang w:val="en-US"/>
         </w:rPr>
         <w:t xml:space="preserve"> </w:t>
       </w:r>
-      <w:proofErr w:type="spellStart"/>
-      <w:r>
-        <w:rPr>
-          <w:i/>
+      <w:r>
+        <w:rPr>
+          <w:i w:val="1"/>
+          <w:iCs w:val="1"/>
           <w:sz w:val="20"/>
           <w:szCs w:val="20"/>
           <w:lang w:val="en-US"/>
         </w:rPr>
         <w:t>el</w:t>
       </w:r>
-      <w:proofErr w:type="spellEnd"/>
-      <w:r>
-        <w:rPr>
-          <w:i/>
+      <w:r>
+        <w:rPr>
+          <w:i w:val="1"/>
+          <w:iCs w:val="1"/>
           <w:sz w:val="20"/>
           <w:szCs w:val="20"/>
           <w:lang w:val="en-US"/>
         </w:rPr>
         <w:t xml:space="preserve"> Sistema Nacional de </w:t>
       </w:r>
-      <w:proofErr w:type="spellStart"/>
-      <w:r>
-        <w:rPr>
-          <w:i/>
+      <w:r>
+        <w:rPr>
+          <w:i w:val="1"/>
+          <w:iCs w:val="1"/>
           <w:sz w:val="20"/>
           <w:szCs w:val="20"/>
           <w:lang w:val="en-US"/>
         </w:rPr>
         <w:t>Gestión</w:t>
       </w:r>
-      <w:proofErr w:type="spellEnd"/>
-      <w:r>
-        <w:rPr>
-          <w:i/>
+      <w:r>
+        <w:rPr>
+          <w:i w:val="1"/>
+          <w:iCs w:val="1"/>
           <w:sz w:val="20"/>
           <w:szCs w:val="20"/>
           <w:lang w:val="en-US"/>
         </w:rPr>
         <w:t xml:space="preserve"> del Riesgo de </w:t>
       </w:r>
-      <w:proofErr w:type="spellStart"/>
-      <w:r>
-        <w:rPr>
-          <w:i/>
+      <w:r>
+        <w:rPr>
+          <w:i w:val="1"/>
+          <w:iCs w:val="1"/>
           <w:sz w:val="20"/>
           <w:szCs w:val="20"/>
           <w:lang w:val="en-US"/>
         </w:rPr>
         <w:t>Desastres</w:t>
       </w:r>
-      <w:proofErr w:type="spellEnd"/>
       <w:r>
         <w:rPr>
           <w:sz w:val="20"/>
@@ -13278,7 +13610,6 @@
         </w:rPr>
         <w:t xml:space="preserve">. </w:t>
       </w:r>
-      <w:proofErr w:type="spellStart"/>
       <w:r>
         <w:rPr>
           <w:sz w:val="20"/>
@@ -13287,7 +13618,6 @@
         </w:rPr>
         <w:t>Diario</w:t>
       </w:r>
-      <w:proofErr w:type="spellEnd"/>
       <w:r>
         <w:rPr>
           <w:sz w:val="20"/>
@@ -13296,7 +13626,6 @@
         </w:rPr>
         <w:t xml:space="preserve"> </w:t>
       </w:r>
-      <w:proofErr w:type="spellStart"/>
       <w:r>
         <w:rPr>
           <w:sz w:val="20"/>
@@ -13305,7 +13634,6 @@
         </w:rPr>
         <w:t>Oficial</w:t>
       </w:r>
-      <w:proofErr w:type="spellEnd"/>
       <w:r>
         <w:rPr>
           <w:sz w:val="20"/>
@@ -13317,203 +13645,62 @@
     </w:p>
     <w:p>
       <w:pPr>
+        <w:pStyle w:val="Normal"/>
         <w:pBdr>
-          <w:top w:val="nil"/>
-          <w:left w:val="nil"/>
-          <w:bottom w:val="nil"/>
-          <w:right w:val="nil"/>
-          <w:between w:val="nil"/>
+          <w:top w:val="nil" w:color="FF000000" w:sz="0" w:space="0"/>
+          <w:left w:val="nil" w:color="FF000000" w:sz="0" w:space="0"/>
+          <w:bottom w:val="nil" w:color="FF000000" w:sz="0" w:space="0"/>
+          <w:right w:val="nil" w:color="FF000000" w:sz="0" w:space="0"/>
+          <w:between w:val="nil" w:color="FF000000" w:sz="0" w:space="0"/>
         </w:pBdr>
         <w:spacing w:line="360" w:lineRule="auto"/>
         <w:ind w:left="1004" w:hanging="720"/>
         <w:jc w:val="both"/>
-        <w:rPr>
+      </w:pPr>
+      <w:r>
+        <w:rPr>
+          <w:rFonts w:ascii="Arial" w:hAnsi="Arial" w:eastAsia="Arial" w:cs="Arial"/>
+          <w:noProof w:val="0"/>
           <w:sz w:val="20"/>
           <w:szCs w:val="20"/>
           <w:lang w:val="en-US"/>
         </w:rPr>
-      </w:pPr>
+        <w:t xml:space="preserve">Colombia. Ministerio de Comercio, Industria y Turismo. (2015). </w:t>
+      </w:r>
+      <w:r>
+        <w:rPr>
+          <w:rFonts w:ascii="Arial" w:hAnsi="Arial" w:eastAsia="Arial" w:cs="Arial"/>
+          <w:i w:val="1"/>
+          <w:iCs w:val="1"/>
+          <w:noProof w:val="0"/>
+          <w:sz w:val="20"/>
+          <w:szCs w:val="20"/>
+          <w:lang w:val="en-US"/>
+        </w:rPr>
+        <w:t>Decreto 1074 de 2015: Por medio del cual se expide el Decreto Único Reglamentario del Sector Comercio, Industria y Turismo</w:t>
+      </w:r>
+      <w:r>
+        <w:rPr>
+          <w:rFonts w:ascii="Arial" w:hAnsi="Arial" w:eastAsia="Arial" w:cs="Arial"/>
+          <w:noProof w:val="0"/>
+          <w:sz w:val="20"/>
+          <w:szCs w:val="20"/>
+          <w:lang w:val="en-US"/>
+        </w:rPr>
+        <w:t>. Diario Oficial No. 49.523.</w:t>
+      </w:r>
     </w:p>
     <w:p>
       <w:pPr>
         <w:pBdr>
-          <w:top w:val="nil"/>
-          <w:left w:val="nil"/>
-          <w:bottom w:val="nil"/>
-          <w:right w:val="nil"/>
-          <w:between w:val="nil"/>
+          <w:top w:val="nil" w:color="FF000000" w:sz="0" w:space="0"/>
+          <w:left w:val="nil" w:color="FF000000" w:sz="0" w:space="0"/>
+          <w:bottom w:val="nil" w:color="FF000000" w:sz="0" w:space="0"/>
+          <w:right w:val="nil" w:color="FF000000" w:sz="0" w:space="0"/>
+          <w:between w:val="nil" w:color="FF000000" w:sz="0" w:space="0"/>
         </w:pBdr>
         <w:spacing w:line="360" w:lineRule="auto"/>
-        <w:ind w:left="1004" w:hanging="720"/>
-        <w:jc w:val="both"/>
-        <w:rPr>
-          <w:sz w:val="20"/>
-          <w:szCs w:val="20"/>
-          <w:lang w:val="en-US"/>
-        </w:rPr>
-      </w:pPr>
-      <w:r>
-        <w:rPr>
-          <w:sz w:val="20"/>
-          <w:szCs w:val="20"/>
-          <w:lang w:val="en-US"/>
-        </w:rPr>
-        <w:t xml:space="preserve">Colombia. </w:t>
-      </w:r>
-      <w:proofErr w:type="spellStart"/>
-      <w:r>
-        <w:rPr>
-          <w:sz w:val="20"/>
-          <w:szCs w:val="20"/>
-          <w:lang w:val="en-US"/>
-        </w:rPr>
-        <w:t>Ministerio</w:t>
-      </w:r>
-      <w:proofErr w:type="spellEnd"/>
-      <w:r>
-        <w:rPr>
-          <w:sz w:val="20"/>
-          <w:szCs w:val="20"/>
-          <w:lang w:val="en-US"/>
-        </w:rPr>
-        <w:t xml:space="preserve"> de Comercio, Industria y Turismo. (2015). </w:t>
-      </w:r>
-      <w:proofErr w:type="spellStart"/>
-      <w:r>
-        <w:rPr>
-          <w:i/>
-          <w:sz w:val="20"/>
-          <w:szCs w:val="20"/>
-          <w:lang w:val="en-US"/>
-        </w:rPr>
-        <w:t>Decreto</w:t>
-      </w:r>
-      <w:proofErr w:type="spellEnd"/>
-      <w:r>
-        <w:rPr>
-          <w:i/>
-          <w:sz w:val="20"/>
-          <w:szCs w:val="20"/>
-          <w:lang w:val="en-US"/>
-        </w:rPr>
-        <w:t xml:space="preserve"> 1074 de 2015. </w:t>
-      </w:r>
-      <w:proofErr w:type="spellStart"/>
-      <w:r>
-        <w:rPr>
-          <w:i/>
-          <w:sz w:val="20"/>
-          <w:szCs w:val="20"/>
-          <w:lang w:val="en-US"/>
-        </w:rPr>
-        <w:t>Decreto</w:t>
-      </w:r>
-      <w:proofErr w:type="spellEnd"/>
-      <w:r>
-        <w:rPr>
-          <w:i/>
-          <w:sz w:val="20"/>
-          <w:szCs w:val="20"/>
-          <w:lang w:val="en-US"/>
-        </w:rPr>
-        <w:t xml:space="preserve"> </w:t>
-      </w:r>
-      <w:proofErr w:type="spellStart"/>
-      <w:r>
-        <w:rPr>
-          <w:i/>
-          <w:sz w:val="20"/>
-          <w:szCs w:val="20"/>
-          <w:lang w:val="en-US"/>
-        </w:rPr>
-        <w:t>Único</w:t>
-      </w:r>
-      <w:proofErr w:type="spellEnd"/>
-      <w:r>
-        <w:rPr>
-          <w:i/>
-          <w:sz w:val="20"/>
-          <w:szCs w:val="20"/>
-          <w:lang w:val="en-US"/>
-        </w:rPr>
-        <w:t xml:space="preserve"> </w:t>
-      </w:r>
-      <w:proofErr w:type="spellStart"/>
-      <w:r>
-        <w:rPr>
-          <w:i/>
-          <w:sz w:val="20"/>
-          <w:szCs w:val="20"/>
-          <w:lang w:val="en-US"/>
-        </w:rPr>
-        <w:t>Reglamentario</w:t>
-      </w:r>
-      <w:proofErr w:type="spellEnd"/>
-      <w:r>
-        <w:rPr>
-          <w:i/>
-          <w:sz w:val="20"/>
-          <w:szCs w:val="20"/>
-          <w:lang w:val="en-US"/>
-        </w:rPr>
-        <w:t xml:space="preserve"> del Sector Comercio, Industria y Turismo</w:t>
-      </w:r>
-      <w:r>
-        <w:rPr>
-          <w:sz w:val="20"/>
-          <w:szCs w:val="20"/>
-          <w:lang w:val="en-US"/>
-        </w:rPr>
-        <w:t xml:space="preserve">. </w:t>
-      </w:r>
-      <w:proofErr w:type="spellStart"/>
-      <w:r>
-        <w:rPr>
-          <w:sz w:val="20"/>
-          <w:szCs w:val="20"/>
-          <w:lang w:val="en-US"/>
-        </w:rPr>
-        <w:t>Diario</w:t>
-      </w:r>
-      <w:proofErr w:type="spellEnd"/>
-      <w:r>
-        <w:rPr>
-          <w:sz w:val="20"/>
-          <w:szCs w:val="20"/>
-          <w:lang w:val="en-US"/>
-        </w:rPr>
-        <w:t xml:space="preserve"> </w:t>
-      </w:r>
-      <w:proofErr w:type="spellStart"/>
-      <w:r>
-        <w:rPr>
-          <w:sz w:val="20"/>
-          <w:szCs w:val="20"/>
-          <w:lang w:val="en-US"/>
-        </w:rPr>
-        <w:t>Oficial</w:t>
-      </w:r>
-      <w:proofErr w:type="spellEnd"/>
-      <w:r>
-        <w:rPr>
-          <w:sz w:val="20"/>
-          <w:szCs w:val="20"/>
-          <w:lang w:val="en-US"/>
-        </w:rPr>
-        <w:t xml:space="preserve"> No. 49.523.</w:t>
-      </w:r>
-    </w:p>
-    <w:p>
-      <w:pPr>
-        <w:pBdr>
-          <w:top w:val="nil"/>
-          <w:left w:val="nil"/>
-          <w:bottom w:val="nil"/>
-          <w:right w:val="nil"/>
-          <w:between w:val="nil"/>
-        </w:pBdr>
-        <w:spacing w:line="360" w:lineRule="auto"/>
-        <w:ind w:left="1004" w:hanging="720"/>
+        <w:ind w:left="0" w:hanging="0"/>
         <w:jc w:val="both"/>
         <w:rPr>
           <w:sz w:val="20"/>
@@ -14721,19 +14908,19 @@
       </w:r>
     </w:p>
   </w:comment>
-  <w:comment w:initials="EFM" w:author="Erika Fernanda Mejía" w:date="2026-06-07T11:56:00Z" w:id="5">
-    <w:p>
-      <w:pPr>
-        <w:pStyle w:val="Textocomentario"/>
-      </w:pPr>
-      <w:r>
-        <w:rPr>
-          <w:rStyle w:val="Refdecomentario"/>
+  <w:comment xmlns:w="http://schemas.openxmlformats.org/wordprocessingml/2006/main" w:initials="EFM" w:author="Erika Fernanda Mejía" w:date="06/07/2026 04:56:00" w:id="5">
+    <w:p xmlns:w14="http://schemas.microsoft.com/office/word/2010/wordml">
+      <w:pPr>
+        <w:pStyle w:val="CommentText"/>
+      </w:pPr>
+      <w:r>
+        <w:rPr>
+          <w:rStyle w:val="CommentReference"/>
         </w:rPr>
         <w:annotationRef/>
       </w:r>
       <w:r>
-        <w:t>Diagrama sobre la comunicación no verbal que muestra la distribución del impacto del mensaje: las palabras transmiten el 7 %, el tono de voz entre el 20 % y 30 %, y el lenguaje corporal entre el 60 % y 80 %. Además, destaca que aproximadamente el 93 % del mensaje se comunica a través del tono de voz y el lenguaje corporal.</w:t>
+        <w:t>Diagrama sobre la comunicación no verbal que muestra la distribución del impacto del mensaje: las palabras transmiten el 7 %, el tono de voz entre el 20 % y el 30 %, y el lenguaje corporal entre el 60 % y el 80 %. Además, destaca que aproximadamente el 93 % del mensaje se comunica a través del tono de voz y el lenguaje corporal.</w:t>
       </w:r>
     </w:p>
   </w:comment>
@@ -14769,22 +14956,19 @@
       </w:r>
     </w:p>
   </w:comment>
-  <w:comment w:initials="U" w:author="USUARIO" w:date="2026-05-16T16:05:00Z" w:id="9">
-    <w:p>
-      <w:pPr>
-        <w:pStyle w:val="Textocomentario"/>
-      </w:pPr>
-      <w:r>
-        <w:rPr>
-          <w:rStyle w:val="Refdecomentario"/>
+  <w:comment xmlns:w="http://schemas.openxmlformats.org/wordprocessingml/2006/main" w:initials="U" w:author="USUARIO" w:date="05/16/2026 09:05:00" w:id="9">
+    <w:p xmlns:w14="http://schemas.microsoft.com/office/word/2010/wordml">
+      <w:pPr>
+        <w:pStyle w:val="CommentText"/>
+      </w:pPr>
+      <w:r>
+        <w:rPr>
+          <w:rStyle w:val="CommentReference"/>
         </w:rPr>
         <w:annotationRef/>
       </w:r>
       <w:r>
-        <w:t>Re</w:t>
-      </w:r>
-      <w:r>
-        <w:t>salta el manejo de la comunicación en Turismo de Aventura, teniendo en cuenta los elementos a tener en cuenta antes de la actividad, durante la actividad y después de la actividad.</w:t>
+        <w:t>Resalta el manejo de la comunicación en turismo de aventura, teniendo en cuenta los elementos antes de la actividad, durante la actividad y después de la actividad.</w:t>
       </w:r>
     </w:p>
   </w:comment>
@@ -14929,31 +15113,48 @@
       <w:pPr>
         <w:pStyle w:val="Textocomentario"/>
       </w:pPr>
+    </w:p>
+  </w:comment>
+  <w:comment xmlns:w="http://schemas.openxmlformats.org/wordprocessingml/2006/main" w:initials="EP" w:author="Erika Fernanda Mejia Pinzon" w:date="2026-09-22T07:06:24" w:id="1493595000">
+    <w:p xmlns:w14="http://schemas.microsoft.com/office/word/2010/wordml" xmlns:w="http://schemas.openxmlformats.org/wordprocessingml/2006/main">
+      <w:pPr>
+        <w:pStyle w:val="CommentText"/>
+      </w:pPr>
+      <w:r>
+        <w:rPr>
+          <w:rStyle w:val="CommentReference"/>
+        </w:rPr>
+        <w:annotationRef/>
+      </w:r>
+      <w:r>
+        <w:t>Se recomienda conservar los dos puntos que introducen cada momento de la actividad (después de la palabra "actividad") y eliminar o reformular los posteriores.</w:t>
+      </w:r>
     </w:p>
   </w:comment>
 </w:comments>
 </file>
 
 <file path=word/commentsExtended.xml><?xml version="1.0" encoding="utf-8"?>
-<w15:commentsEx xmlns:wpc="http://schemas.microsoft.com/office/word/2010/wordprocessingCanvas" xmlns:cx="http://schemas.microsoft.com/office/drawing/2014/chartex" xmlns:cx1="http://schemas.microsoft.com/office/drawing/2015/9/8/chartex" xmlns:cx2="http://schemas.microsoft.com/office/drawing/2015/10/21/chartex" xmlns:cx3="http://schemas.microsoft.com/office/drawing/2016/5/9/chartex" xmlns:cx4="http://schemas.microsoft.com/office/drawing/2016/5/10/chartex" xmlns:cx5="http://schemas.microsoft.com/office/drawing/2016/5/11/chartex" xmlns:cx6="http://schemas.microsoft.com/office/drawing/2016/5/12/chartex" xmlns:cx7="http://schemas.microsoft.com/office/drawing/2016/5/13/chartex" xmlns:cx8="http://schemas.microsoft.com/office/drawing/2016/5/14/chartex" xmlns:mc="http://schemas.openxmlformats.org/markup-compatibility/2006" xmlns:aink="http://schemas.microsoft.com/office/drawing/2016/ink" xmlns:am3d="http://schemas.microsoft.com/office/drawing/2017/model3d" xmlns:o="urn:schemas-microsoft-com:office:office" xmlns:oel="http://schemas.microsoft.com/office/2019/extlst" xmlns:r="http://schemas.openxmlformats.org/officeDocument/2006/relationships" xmlns:m="http://schemas.openxmlformats.org/officeDocument/2006/math" xmlns:v="urn:schemas-microsoft-com:vml" xmlns:wp14="http://schemas.microsoft.com/office/word/2010/wordprocessingDrawing" xmlns:wp="http://schemas.openxmlformats.org/drawingml/2006/wordprocessingDrawing" xmlns:w10="urn:schemas-microsoft-com:office:word" xmlns:w="http://schemas.openxmlformats.org/wordprocessingml/2006/main" xmlns:w14="http://schemas.microsoft.com/office/word/2010/wordml" xmlns:w15="http://schemas.microsoft.com/office/word/2012/wordml" xmlns:w16cex="http://schemas.microsoft.com/office/word/2018/wordml/cex" xmlns:w16cid="http://schemas.microsoft.com/office/word/2016/wordml/cid" xmlns:w16="http://schemas.microsoft.com/office/word/2018/wordml" xmlns:w16du="http://schemas.microsoft.com/office/word/2023/wordml/word16du" xmlns:w16sdtdh="http://schemas.microsoft.com/office/word/2020/wordml/sdtdatahash" xmlns:w16sdtfl="http://schemas.microsoft.com/office/word/2024/wordml/sdtformatlock" xmlns:w16se="http://schemas.microsoft.com/office/word/2015/wordml/symex" xmlns:wpg="http://schemas.microsoft.com/office/word/2010/wordprocessingGroup" xmlns:wpi="http://schemas.microsoft.com/office/word/2010/wordprocessingInk" xmlns:wne="http://schemas.microsoft.com/office/word/2006/wordml" xmlns:wps="http://schemas.microsoft.com/office/word/2010/wordprocessingShape" mc:Ignorable="w14 w15 w16se w16cid w16 w16cex w16sdtdh w16sdtfl w16du wp14">
-  <w15:commentEx w15:paraId="2C11DFDE" w15:done="0"/>
-  <w15:commentEx w15:paraId="1891BD5D" w15:paraIdParent="2C11DFDE" w15:done="0"/>
-  <w15:commentEx w15:paraId="7F2EABCF" w15:done="0"/>
-  <w15:commentEx w15:paraId="38F24849" w15:paraIdParent="7F2EABCF" w15:done="0"/>
-  <w15:commentEx w15:paraId="048DBF36" w15:done="0"/>
-  <w15:commentEx w15:paraId="4890CC8F" w15:done="0"/>
-  <w15:commentEx w15:paraId="23AF8A53" w15:paraIdParent="4890CC8F" w15:done="0"/>
-  <w15:commentEx w15:paraId="1F30FD3A" w15:done="0"/>
-  <w15:commentEx w15:paraId="79B5BB8F" w15:paraIdParent="1F30FD3A" w15:done="0"/>
-  <w15:commentEx w15:paraId="38D2492F" w15:done="0"/>
-  <w15:commentEx w15:paraId="29764097" w15:done="0"/>
-  <w15:commentEx w15:paraId="279AA04A" w15:paraIdParent="29764097" w15:done="0"/>
-  <w15:commentEx w15:paraId="69B9C502" w15:done="0"/>
+<w15:commentsEx xmlns:mc="http://schemas.openxmlformats.org/markup-compatibility/2006" xmlns:w15="http://schemas.microsoft.com/office/word/2012/wordml" mc:Ignorable="w15">
+  <w15:commentEx w15:done="0" w15:paraId="2C11DFDE"/>
+  <w15:commentEx w15:done="0" w15:paraId="1891BD5D" w15:paraIdParent="2C11DFDE"/>
+  <w15:commentEx w15:done="0" w15:paraId="7F2EABCF"/>
+  <w15:commentEx w15:done="0" w15:paraId="38F24849" w15:paraIdParent="7F2EABCF"/>
+  <w15:commentEx w15:done="0" w15:paraId="048DBF36"/>
+  <w15:commentEx w15:done="0" w15:paraId="4890CC8F"/>
+  <w15:commentEx w15:done="0" w15:paraId="23AF8A53" w15:paraIdParent="4890CC8F"/>
+  <w15:commentEx w15:done="0" w15:paraId="1F30FD3A"/>
+  <w15:commentEx w15:done="0" w15:paraId="79B5BB8F" w15:paraIdParent="1F30FD3A"/>
+  <w15:commentEx w15:done="0" w15:paraId="38D2492F"/>
+  <w15:commentEx w15:done="0" w15:paraId="29764097"/>
+  <w15:commentEx w15:done="0" w15:paraId="279AA04A" w15:paraIdParent="29764097"/>
+  <w15:commentEx w15:done="0" w15:paraId="69B9C502"/>
+  <w15:commentEx w15:done="0" w15:paraId="4CF86216" w15:paraIdParent="4890CC8F"/>
 </w15:commentsEx>
 </file>
 
 <file path=word/commentsExtensible.xml><?xml version="1.0" encoding="utf-8"?>
-<w16cex:commentsExtensible xmlns:wpc="http://schemas.microsoft.com/office/word/2010/wordprocessingCanvas" xmlns:cx="http://schemas.microsoft.com/office/drawing/2014/chartex" xmlns:cx1="http://schemas.microsoft.com/office/drawing/2015/9/8/chartex" xmlns:cx2="http://schemas.microsoft.com/office/drawing/2015/10/21/chartex" xmlns:cx3="http://schemas.microsoft.com/office/drawing/2016/5/9/chartex" xmlns:cx4="http://schemas.microsoft.com/office/drawing/2016/5/10/chartex" xmlns:cx5="http://schemas.microsoft.com/office/drawing/2016/5/11/chartex" xmlns:cx6="http://schemas.microsoft.com/office/drawing/2016/5/12/chartex" xmlns:cx7="http://schemas.microsoft.com/office/drawing/2016/5/13/chartex" xmlns:cx8="http://schemas.microsoft.com/office/drawing/2016/5/14/chartex" xmlns:cr="http://schemas.microsoft.com/office/comments/2020/reactions" xmlns:mc="http://schemas.openxmlformats.org/markup-compatibility/2006" xmlns:aink="http://schemas.microsoft.com/office/drawing/2016/ink" xmlns:am3d="http://schemas.microsoft.com/office/drawing/2017/model3d" xmlns:o="urn:schemas-microsoft-com:office:office" xmlns:oel="http://schemas.microsoft.com/office/2019/extlst" xmlns:r="http://schemas.openxmlformats.org/officeDocument/2006/relationships" xmlns:m="http://schemas.openxmlformats.org/officeDocument/2006/math" xmlns:v="urn:schemas-microsoft-com:vml" xmlns:wp14="http://schemas.microsoft.com/office/word/2010/wordprocessingDrawing" xmlns:wp="http://schemas.openxmlformats.org/drawingml/2006/wordprocessingDrawing" xmlns:w10="urn:schemas-microsoft-com:office:word" xmlns:w="http://schemas.openxmlformats.org/wordprocessingml/2006/main" xmlns:w14="http://schemas.microsoft.com/office/word/2010/wordml" xmlns:w15="http://schemas.microsoft.com/office/word/2012/wordml" xmlns:w16cex="http://schemas.microsoft.com/office/word/2018/wordml/cex" xmlns:w16cid="http://schemas.microsoft.com/office/word/2016/wordml/cid" xmlns:w16="http://schemas.microsoft.com/office/word/2018/wordml" xmlns:w16du="http://schemas.microsoft.com/office/word/2023/wordml/word16du" xmlns:w16sdtdh="http://schemas.microsoft.com/office/word/2020/wordml/sdtdatahash" xmlns:w16sdtfl="http://schemas.microsoft.com/office/word/2024/wordml/sdtformatlock" xmlns:w16se="http://schemas.microsoft.com/office/word/2015/wordml/symex" xmlns:wpg="http://schemas.microsoft.com/office/word/2010/wordprocessingGroup" xmlns:wpi="http://schemas.microsoft.com/office/word/2010/wordprocessingInk" xmlns:wne="http://schemas.microsoft.com/office/word/2006/wordml" xmlns:wps="http://schemas.microsoft.com/office/word/2010/wordprocessingShape" mc:Ignorable="w14 w15 w16se w16cid w16 w16cex w16sdtdh w16sdtfl cr w16du wp14">
+<w16cex:commentsExtensible xmlns:w16="http://schemas.microsoft.com/office/word/2018/wordml" xmlns:w16cex="http://schemas.microsoft.com/office/word/2018/wordml/cex" xmlns:mc="http://schemas.openxmlformats.org/markup-compatibility/2006" mc:Ignorable="w16 w16cex">
   <w16cex:commentExtensible w16cex:durableId="06F13669" w16cex:dateUtc="2026-05-16T21:03:00Z"/>
   <w16cex:commentExtensible w16cex:durableId="2DD15DAE" w16cex:dateUtc="2026-06-08T20:26:00Z"/>
   <w16cex:commentExtensible w16cex:durableId="2DCFDAEE" w16cex:dateUtc="2026-06-07T16:56:00Z"/>
@@ -14967,11 +15168,12 @@
   <w16cex:commentExtensible w16cex:durableId="2DD15E8B" w16cex:dateUtc="2026-06-08T20:30:00Z"/>
   <w16cex:commentExtensible w16cex:durableId="2DD15E92" w16cex:dateUtc="2026-06-08T20:30:00Z"/>
   <w16cex:commentExtensible w16cex:durableId="2DD14420" w16cex:dateUtc="2026-06-08T18:37:00Z"/>
+  <w16cex:commentExtensible w16cex:durableId="67E031B7" w16cex:dateUtc="2026-09-22T12:06:24.428Z"/>
 </w16cex:commentsExtensible>
 </file>
 
 <file path=word/commentsIds.xml><?xml version="1.0" encoding="utf-8"?>
-<w16cid:commentsIds xmlns:wpc="http://schemas.microsoft.com/office/word/2010/wordprocessingCanvas" xmlns:cx="http://schemas.microsoft.com/office/drawing/2014/chartex" xmlns:cx1="http://schemas.microsoft.com/office/drawing/2015/9/8/chartex" xmlns:cx2="http://schemas.microsoft.com/office/drawing/2015/10/21/chartex" xmlns:cx3="http://schemas.microsoft.com/office/drawing/2016/5/9/chartex" xmlns:cx4="http://schemas.microsoft.com/office/drawing/2016/5/10/chartex" xmlns:cx5="http://schemas.microsoft.com/office/drawing/2016/5/11/chartex" xmlns:cx6="http://schemas.microsoft.com/office/drawing/2016/5/12/chartex" xmlns:cx7="http://schemas.microsoft.com/office/drawing/2016/5/13/chartex" xmlns:cx8="http://schemas.microsoft.com/office/drawing/2016/5/14/chartex" xmlns:mc="http://schemas.openxmlformats.org/markup-compatibility/2006" xmlns:aink="http://schemas.microsoft.com/office/drawing/2016/ink" xmlns:am3d="http://schemas.microsoft.com/office/drawing/2017/model3d" xmlns:o="urn:schemas-microsoft-com:office:office" xmlns:oel="http://schemas.microsoft.com/office/2019/extlst" xmlns:r="http://schemas.openxmlformats.org/officeDocument/2006/relationships" xmlns:m="http://schemas.openxmlformats.org/officeDocument/2006/math" xmlns:v="urn:schemas-microsoft-com:vml" xmlns:wp14="http://schemas.microsoft.com/office/word/2010/wordprocessingDrawing" xmlns:wp="http://schemas.openxmlformats.org/drawingml/2006/wordprocessingDrawing" xmlns:w10="urn:schemas-microsoft-com:office:word" xmlns:w="http://schemas.openxmlformats.org/wordprocessingml/2006/main" xmlns:w14="http://schemas.microsoft.com/office/word/2010/wordml" xmlns:w15="http://schemas.microsoft.com/office/word/2012/wordml" xmlns:w16cex="http://schemas.microsoft.com/office/word/2018/wordml/cex" xmlns:w16cid="http://schemas.microsoft.com/office/word/2016/wordml/cid" xmlns:w16="http://schemas.microsoft.com/office/word/2018/wordml" xmlns:w16du="http://schemas.microsoft.com/office/word/2023/wordml/word16du" xmlns:w16sdtdh="http://schemas.microsoft.com/office/word/2020/wordml/sdtdatahash" xmlns:w16sdtfl="http://schemas.microsoft.com/office/word/2024/wordml/sdtformatlock" xmlns:w16se="http://schemas.microsoft.com/office/word/2015/wordml/symex" xmlns:wpg="http://schemas.microsoft.com/office/word/2010/wordprocessingGroup" xmlns:wpi="http://schemas.microsoft.com/office/word/2010/wordprocessingInk" xmlns:wne="http://schemas.microsoft.com/office/word/2006/wordml" xmlns:wps="http://schemas.microsoft.com/office/word/2010/wordprocessingShape" mc:Ignorable="w14 w15 w16se w16cid w16 w16cex w16sdtdh w16sdtfl w16du wp14">
+<w16cid:commentsIds xmlns:mc="http://schemas.openxmlformats.org/markup-compatibility/2006" xmlns:w16cid="http://schemas.microsoft.com/office/word/2016/wordml/cid" mc:Ignorable="w16cid">
   <w16cid:commentId w16cid:paraId="2C11DFDE" w16cid:durableId="06F13669"/>
   <w16cid:commentId w16cid:paraId="1891BD5D" w16cid:durableId="2DD15DAE"/>
   <w16cid:commentId w16cid:paraId="7F2EABCF" w16cid:durableId="2DCFDAEE"/>
@@ -14985,6 +15187,7 @@
   <w16cid:commentId w16cid:paraId="29764097" w16cid:durableId="2DD15E8B"/>
   <w16cid:commentId w16cid:paraId="279AA04A" w16cid:durableId="2DD15E92"/>
   <w16cid:commentId w16cid:paraId="69B9C502" w16cid:durableId="2DD14420"/>
+  <w16cid:commentId w16cid:paraId="4CF86216" w16cid:durableId="67E031B7"/>
 </w16cid:commentsIds>
 </file>
 
@@ -17709,12 +17912,18 @@
 </file>
 
 <file path=word/people.xml><?xml version="1.0" encoding="utf-8"?>
-<w15:people xmlns:wpc="http://schemas.microsoft.com/office/word/2010/wordprocessingCanvas" xmlns:cx="http://schemas.microsoft.com/office/drawing/2014/chartex" xmlns:cx1="http://schemas.microsoft.com/office/drawing/2015/9/8/chartex" xmlns:cx2="http://schemas.microsoft.com/office/drawing/2015/10/21/chartex" xmlns:cx3="http://schemas.microsoft.com/office/drawing/2016/5/9/chartex" xmlns:cx4="http://schemas.microsoft.com/office/drawing/2016/5/10/chartex" xmlns:cx5="http://schemas.microsoft.com/office/drawing/2016/5/11/chartex" xmlns:cx6="http://schemas.microsoft.com/office/drawing/2016/5/12/chartex" xmlns:cx7="http://schemas.microsoft.com/office/drawing/2016/5/13/chartex" xmlns:cx8="http://schemas.microsoft.com/office/drawing/2016/5/14/chartex" xmlns:mc="http://schemas.openxmlformats.org/markup-compatibility/2006" xmlns:aink="http://schemas.microsoft.com/office/drawing/2016/ink" xmlns:am3d="http://schemas.microsoft.com/office/drawing/2017/model3d" xmlns:o="urn:schemas-microsoft-com:office:office" xmlns:oel="http://schemas.microsoft.com/office/2019/extlst" xmlns:r="http://schemas.openxmlformats.org/officeDocument/2006/relationships" xmlns:m="http://schemas.openxmlformats.org/officeDocument/2006/math" xmlns:v="urn:schemas-microsoft-com:vml" xmlns:wp14="http://schemas.microsoft.com/office/word/2010/wordprocessingDrawing" xmlns:wp="http://schemas.openxmlformats.org/drawingml/2006/wordprocessingDrawing" xmlns:w10="urn:schemas-microsoft-com:office:word" xmlns:w="http://schemas.openxmlformats.org/wordprocessingml/2006/main" xmlns:w14="http://schemas.microsoft.com/office/word/2010/wordml" xmlns:w15="http://schemas.microsoft.com/office/word/2012/wordml" xmlns:w16cex="http://schemas.microsoft.com/office/word/2018/wordml/cex" xmlns:w16cid="http://schemas.microsoft.com/office/word/2016/wordml/cid" xmlns:w16="http://schemas.microsoft.com/office/word/2018/wordml" xmlns:w16du="http://schemas.microsoft.com/office/word/2023/wordml/word16du" xmlns:w16sdtdh="http://schemas.microsoft.com/office/word/2020/wordml/sdtdatahash" xmlns:w16sdtfl="http://schemas.microsoft.com/office/word/2024/wordml/sdtformatlock" xmlns:w16se="http://schemas.microsoft.com/office/word/2015/wordml/symex" xmlns:wpg="http://schemas.microsoft.com/office/word/2010/wordprocessingGroup" xmlns:wpi="http://schemas.microsoft.com/office/word/2010/wordprocessingInk" xmlns:wne="http://schemas.microsoft.com/office/word/2006/wordml" xmlns:wps="http://schemas.microsoft.com/office/word/2010/wordprocessingShape" mc:Ignorable="w14 w15 w16se w16cid w16 w16cex w16sdtdh w16sdtfl w16du wp14">
+<w15:people xmlns:mc="http://schemas.openxmlformats.org/markup-compatibility/2006" xmlns:w15="http://schemas.microsoft.com/office/word/2012/wordml" mc:Ignorable="w15">
   <w15:person w15:author="USUARIO">
     <w15:presenceInfo w15:providerId="None" w15:userId="USUARIO"/>
   </w15:person>
   <w15:person w15:author="Erika Fernanda Mejía">
     <w15:presenceInfo w15:providerId="Windows Live" w15:userId="66091db1a4f566d9"/>
+  </w15:person>
+  <w15:person w15:author="Erika Fernanda Mejia Pinzon">
+    <w15:presenceInfo w15:providerId="AD" w15:userId="S::efmejiap@sena.edu.co::eb9d2e3d-d03c-4a81-b18e-c9d302fec61c"/>
+  </w15:person>
+  <w15:person w15:author="Erika Fernanda Mejia Pinzon">
+    <w15:presenceInfo w15:providerId="AD" w15:userId="S::efmejiap@sena.edu.co::eb9d2e3d-d03c-4a81-b18e-c9d302fec61c"/>
   </w15:person>
 </w15:people>
 </file>
